--- a/Tools.docx
+++ b/Tools.docx
@@ -213,7 +213,7 @@
     <w:p>
       <w:r>
         <w:pict w14:anchorId="40223CAC">
-          <v:rect id="_x0000_i1145" style="width:564pt;height:.75pt" o:hrpct="0" o:hralign="center" o:hrstd="t" o:hr="t" fillcolor="#a0a0a0" stroked="f"/>
+          <v:rect id="_x0000_i1025" style="width:564pt;height:.75pt" o:hrpct="0" o:hralign="center" o:hrstd="t" o:hr="t" fillcolor="#a0a0a0" stroked="f"/>
         </w:pict>
       </w:r>
     </w:p>
@@ -412,7 +412,7 @@
     <w:p>
       <w:r>
         <w:pict w14:anchorId="7C7E6B59">
-          <v:rect id="_x0000_i1146" style="width:564pt;height:.75pt" o:hrpct="0" o:hralign="center" o:hrstd="t" o:hr="t" fillcolor="#a0a0a0" stroked="f"/>
+          <v:rect id="_x0000_i1026" style="width:564pt;height:.75pt" o:hrpct="0" o:hralign="center" o:hrstd="t" o:hr="t" fillcolor="#a0a0a0" stroked="f"/>
         </w:pict>
       </w:r>
     </w:p>
@@ -600,7 +600,7 @@
     <w:p>
       <w:r>
         <w:pict w14:anchorId="18E91F82">
-          <v:rect id="_x0000_i1147" style="width:564pt;height:.75pt" o:hrpct="0" o:hralign="center" o:hrstd="t" o:hr="t" fillcolor="#a0a0a0" stroked="f"/>
+          <v:rect id="_x0000_i1027" style="width:564pt;height:.75pt" o:hrpct="0" o:hralign="center" o:hrstd="t" o:hr="t" fillcolor="#a0a0a0" stroked="f"/>
         </w:pict>
       </w:r>
     </w:p>
@@ -790,7 +790,7 @@
     <w:p>
       <w:r>
         <w:pict w14:anchorId="426A808A">
-          <v:rect id="_x0000_i1148" style="width:564pt;height:.75pt" o:hrpct="0" o:hralign="center" o:hrstd="t" o:hr="t" fillcolor="#a0a0a0" stroked="f"/>
+          <v:rect id="_x0000_i1028" style="width:564pt;height:.75pt" o:hrpct="0" o:hralign="center" o:hrstd="t" o:hr="t" fillcolor="#a0a0a0" stroked="f"/>
         </w:pict>
       </w:r>
     </w:p>
@@ -955,7 +955,7 @@
     <w:p>
       <w:r>
         <w:pict w14:anchorId="0AD1FE76">
-          <v:rect id="_x0000_i1149" style="width:564pt;height:.75pt" o:hrpct="0" o:hralign="center" o:hrstd="t" o:hr="t" fillcolor="#a0a0a0" stroked="f"/>
+          <v:rect id="_x0000_i1029" style="width:564pt;height:.75pt" o:hrpct="0" o:hralign="center" o:hrstd="t" o:hr="t" fillcolor="#a0a0a0" stroked="f"/>
         </w:pict>
       </w:r>
     </w:p>
@@ -1120,7 +1120,7 @@
     <w:p>
       <w:r>
         <w:pict w14:anchorId="351B9D8E">
-          <v:rect id="_x0000_i1150" style="width:564pt;height:.75pt" o:hrpct="0" o:hralign="center" o:hrstd="t" o:hr="t" fillcolor="#a0a0a0" stroked="f"/>
+          <v:rect id="_x0000_i1030" style="width:564pt;height:.75pt" o:hrpct="0" o:hralign="center" o:hrstd="t" o:hr="t" fillcolor="#a0a0a0" stroked="f"/>
         </w:pict>
       </w:r>
     </w:p>
@@ -1213,7 +1213,7 @@
     <w:p>
       <w:r>
         <w:pict w14:anchorId="7F781C43">
-          <v:rect id="_x0000_i1151" style="width:564pt;height:.75pt" o:hrpct="0" o:hralign="center" o:hrstd="t" o:hr="t" fillcolor="#a0a0a0" stroked="f"/>
+          <v:rect id="_x0000_i1031" style="width:564pt;height:.75pt" o:hrpct="0" o:hralign="center" o:hrstd="t" o:hr="t" fillcolor="#a0a0a0" stroked="f"/>
         </w:pict>
       </w:r>
     </w:p>
@@ -1355,7 +1355,7 @@
     <w:p>
       <w:r>
         <w:pict w14:anchorId="3DE121B6">
-          <v:rect id="_x0000_i1152" style="width:564pt;height:.75pt" o:hrpct="0" o:hralign="center" o:hrstd="t" o:hr="t" fillcolor="#a0a0a0" stroked="f"/>
+          <v:rect id="_x0000_i1032" style="width:564pt;height:.75pt" o:hrpct="0" o:hralign="center" o:hrstd="t" o:hr="t" fillcolor="#a0a0a0" stroked="f"/>
         </w:pict>
       </w:r>
     </w:p>
@@ -1479,7 +1479,7 @@
     <w:p>
       <w:r>
         <w:pict w14:anchorId="00D72833">
-          <v:rect id="_x0000_i1153" style="width:564pt;height:.75pt" o:hrpct="0" o:hralign="center" o:hrstd="t" o:hr="t" fillcolor="#a0a0a0" stroked="f"/>
+          <v:rect id="_x0000_i1033" style="width:564pt;height:.75pt" o:hrpct="0" o:hralign="center" o:hrstd="t" o:hr="t" fillcolor="#a0a0a0" stroked="f"/>
         </w:pict>
       </w:r>
     </w:p>
@@ -1620,7 +1620,7 @@
     <w:p>
       <w:r>
         <w:pict w14:anchorId="592DE147">
-          <v:rect id="_x0000_i1154" style="width:564pt;height:.75pt" o:hrpct="0" o:hralign="center" o:hrstd="t" o:hr="t" fillcolor="#a0a0a0" stroked="f"/>
+          <v:rect id="_x0000_i1034" style="width:564pt;height:.75pt" o:hrpct="0" o:hralign="center" o:hrstd="t" o:hr="t" fillcolor="#a0a0a0" stroked="f"/>
         </w:pict>
       </w:r>
     </w:p>
@@ -1802,7 +1802,7 @@
     <w:p>
       <w:r>
         <w:pict w14:anchorId="502835D6">
-          <v:rect id="_x0000_i1155" style="width:564pt;height:.75pt" o:hrpct="0" o:hralign="center" o:hrstd="t" o:hr="t" fillcolor="#a0a0a0" stroked="f"/>
+          <v:rect id="_x0000_i1035" style="width:564pt;height:.75pt" o:hrpct="0" o:hralign="center" o:hrstd="t" o:hr="t" fillcolor="#a0a0a0" stroked="f"/>
         </w:pict>
       </w:r>
     </w:p>
@@ -1934,7 +1934,7 @@
     <w:p>
       <w:r>
         <w:pict w14:anchorId="31A63E44">
-          <v:rect id="_x0000_i1156" style="width:564pt;height:.75pt" o:hrpct="0" o:hralign="center" o:hrstd="t" o:hr="t" fillcolor="#a0a0a0" stroked="f"/>
+          <v:rect id="_x0000_i1036" style="width:564pt;height:.75pt" o:hrpct="0" o:hralign="center" o:hrstd="t" o:hr="t" fillcolor="#a0a0a0" stroked="f"/>
         </w:pict>
       </w:r>
     </w:p>
@@ -2058,7 +2058,7 @@
     <w:p>
       <w:r>
         <w:pict w14:anchorId="51AF8347">
-          <v:rect id="_x0000_i1157" style="width:564pt;height:.75pt" o:hrpct="0" o:hralign="center" o:hrstd="t" o:hr="t" fillcolor="#a0a0a0" stroked="f"/>
+          <v:rect id="_x0000_i1037" style="width:564pt;height:.75pt" o:hrpct="0" o:hralign="center" o:hrstd="t" o:hr="t" fillcolor="#a0a0a0" stroked="f"/>
         </w:pict>
       </w:r>
     </w:p>
@@ -2203,7 +2203,7 @@
     <w:p>
       <w:r>
         <w:pict w14:anchorId="554C2D0F">
-          <v:rect id="_x0000_i1158" style="width:564pt;height:.75pt" o:hrpct="0" o:hralign="center" o:hrstd="t" o:hr="t" fillcolor="#a0a0a0" stroked="f"/>
+          <v:rect id="_x0000_i1038" style="width:564pt;height:.75pt" o:hrpct="0" o:hralign="center" o:hrstd="t" o:hr="t" fillcolor="#a0a0a0" stroked="f"/>
         </w:pict>
       </w:r>
     </w:p>
@@ -2369,7 +2369,7 @@
     <w:p>
       <w:r>
         <w:pict w14:anchorId="6669725C">
-          <v:rect id="_x0000_i1159" style="width:564pt;height:.75pt" o:hrpct="0" o:hralign="center" o:hrstd="t" o:hr="t" fillcolor="#a0a0a0" stroked="f"/>
+          <v:rect id="_x0000_i1039" style="width:564pt;height:.75pt" o:hrpct="0" o:hralign="center" o:hrstd="t" o:hr="t" fillcolor="#a0a0a0" stroked="f"/>
         </w:pict>
       </w:r>
     </w:p>
@@ -2485,7 +2485,7 @@
     <w:p>
       <w:r>
         <w:pict w14:anchorId="7655326C">
-          <v:rect id="_x0000_i1160" style="width:564pt;height:.75pt" o:hrpct="0" o:hralign="center" o:hrstd="t" o:hr="t" fillcolor="#a0a0a0" stroked="f"/>
+          <v:rect id="_x0000_i1040" style="width:564pt;height:.75pt" o:hrpct="0" o:hralign="center" o:hrstd="t" o:hr="t" fillcolor="#a0a0a0" stroked="f"/>
         </w:pict>
       </w:r>
     </w:p>
@@ -2689,7 +2689,7 @@
     <w:p>
       <w:r>
         <w:pict w14:anchorId="3D7C54DE">
-          <v:rect id="_x0000_i1161" style="width:564pt;height:.75pt" o:hrpct="0" o:hralign="center" o:hrstd="t" o:hr="t" fillcolor="#a0a0a0" stroked="f"/>
+          <v:rect id="_x0000_i1041" style="width:564pt;height:.75pt" o:hrpct="0" o:hralign="center" o:hrstd="t" o:hr="t" fillcolor="#a0a0a0" stroked="f"/>
         </w:pict>
       </w:r>
     </w:p>
@@ -2846,7 +2846,7 @@
     <w:p>
       <w:r>
         <w:pict w14:anchorId="65D09765">
-          <v:rect id="_x0000_i1162" style="width:564pt;height:.75pt" o:hrpct="0" o:hralign="center" o:hrstd="t" o:hr="t" fillcolor="#a0a0a0" stroked="f"/>
+          <v:rect id="_x0000_i1042" style="width:564pt;height:.75pt" o:hrpct="0" o:hralign="center" o:hrstd="t" o:hr="t" fillcolor="#a0a0a0" stroked="f"/>
         </w:pict>
       </w:r>
     </w:p>
@@ -2986,7 +2986,7 @@
     <w:p>
       <w:r>
         <w:pict w14:anchorId="0E4CFA3A">
-          <v:rect id="_x0000_i1163" style="width:564pt;height:.75pt" o:hrpct="0" o:hralign="center" o:hrstd="t" o:hr="t" fillcolor="#a0a0a0" stroked="f"/>
+          <v:rect id="_x0000_i1043" style="width:564pt;height:.75pt" o:hrpct="0" o:hralign="center" o:hrstd="t" o:hr="t" fillcolor="#a0a0a0" stroked="f"/>
         </w:pict>
       </w:r>
     </w:p>
@@ -3094,7 +3094,7 @@
     <w:p>
       <w:r>
         <w:pict w14:anchorId="3A283233">
-          <v:rect id="_x0000_i1164" style="width:564pt;height:.75pt" o:hrpct="0" o:hralign="center" o:hrstd="t" o:hr="t" fillcolor="#a0a0a0" stroked="f"/>
+          <v:rect id="_x0000_i1044" style="width:564pt;height:.75pt" o:hrpct="0" o:hralign="center" o:hrstd="t" o:hr="t" fillcolor="#a0a0a0" stroked="f"/>
         </w:pict>
       </w:r>
     </w:p>
@@ -4104,6 +4104,3272 @@
       </w:tr>
     </w:tbl>
     <w:p/>
+    <w:p/>
+    <w:p/>
+    <w:p/>
+    <w:p/>
+    <w:p/>
+    <w:p/>
+    <w:p/>
+    <w:p>
+      <w:r>
+        <w:lastRenderedPageBreak/>
+        <w:t>Categorization Table: All 20 Tasks Among the 6 Main Algorithm Families</w:t>
+      </w:r>
+    </w:p>
+    <w:tbl>
+      <w:tblPr>
+        <w:tblStyle w:val="TableGrid"/>
+        <w:tblW w:w="10165" w:type="dxa"/>
+        <w:tblLayout w:type="fixed"/>
+        <w:tblLook w:val="04A0" w:firstRow="1" w:lastRow="0" w:firstColumn="1" w:lastColumn="0" w:noHBand="0" w:noVBand="1"/>
+      </w:tblPr>
+      <w:tblGrid>
+        <w:gridCol w:w="625"/>
+        <w:gridCol w:w="2523"/>
+        <w:gridCol w:w="3237"/>
+        <w:gridCol w:w="3780"/>
+      </w:tblGrid>
+      <w:tr>
+        <w:trPr>
+          <w:trHeight w:val="20"/>
+        </w:trPr>
+        <w:tc>
+          <w:tcPr>
+            <w:tcW w:w="625" w:type="dxa"/>
+            <w:hideMark/>
+          </w:tcPr>
+          <w:p>
+            <w:pPr>
+              <w:spacing w:after="160" w:line="259" w:lineRule="auto"/>
+              <w:rPr>
+                <w:b/>
+                <w:bCs/>
+                <w:sz w:val="18"/>
+                <w:szCs w:val="18"/>
+              </w:rPr>
+            </w:pPr>
+            <w:r>
+              <w:rPr>
+                <w:b/>
+                <w:bCs/>
+                <w:sz w:val="18"/>
+                <w:szCs w:val="18"/>
+              </w:rPr>
+              <w:t xml:space="preserve">Task </w:t>
+            </w:r>
+          </w:p>
+        </w:tc>
+        <w:tc>
+          <w:tcPr>
+            <w:tcW w:w="2523" w:type="dxa"/>
+            <w:hideMark/>
+          </w:tcPr>
+          <w:p>
+            <w:pPr>
+              <w:spacing w:after="160" w:line="259" w:lineRule="auto"/>
+              <w:rPr>
+                <w:b/>
+                <w:bCs/>
+                <w:sz w:val="18"/>
+                <w:szCs w:val="18"/>
+              </w:rPr>
+            </w:pPr>
+            <w:r>
+              <w:rPr>
+                <w:b/>
+                <w:bCs/>
+                <w:sz w:val="18"/>
+                <w:szCs w:val="18"/>
+              </w:rPr>
+              <w:t>Granular Task Name</w:t>
+            </w:r>
+          </w:p>
+        </w:tc>
+        <w:tc>
+          <w:tcPr>
+            <w:tcW w:w="3237" w:type="dxa"/>
+            <w:hideMark/>
+          </w:tcPr>
+          <w:p>
+            <w:pPr>
+              <w:spacing w:after="160" w:line="259" w:lineRule="auto"/>
+              <w:rPr>
+                <w:b/>
+                <w:bCs/>
+                <w:sz w:val="18"/>
+                <w:szCs w:val="18"/>
+              </w:rPr>
+            </w:pPr>
+            <w:r>
+              <w:rPr>
+                <w:b/>
+                <w:bCs/>
+                <w:sz w:val="18"/>
+                <w:szCs w:val="18"/>
+              </w:rPr>
+              <w:t>Assigned Graph Algorithm Family</w:t>
+            </w:r>
+          </w:p>
+        </w:tc>
+        <w:tc>
+          <w:tcPr>
+            <w:tcW w:w="3780" w:type="dxa"/>
+            <w:hideMark/>
+          </w:tcPr>
+          <w:p>
+            <w:pPr>
+              <w:spacing w:after="160" w:line="259" w:lineRule="auto"/>
+              <w:rPr>
+                <w:b/>
+                <w:bCs/>
+                <w:sz w:val="18"/>
+                <w:szCs w:val="18"/>
+              </w:rPr>
+            </w:pPr>
+            <w:r>
+              <w:rPr>
+                <w:b/>
+                <w:bCs/>
+                <w:sz w:val="18"/>
+                <w:szCs w:val="18"/>
+              </w:rPr>
+              <w:t>Primary Cypher / GDS Pattern Used</w:t>
+            </w:r>
+          </w:p>
+        </w:tc>
+      </w:tr>
+      <w:tr>
+        <w:trPr>
+          <w:trHeight w:val="20"/>
+        </w:trPr>
+        <w:tc>
+          <w:tcPr>
+            <w:tcW w:w="625" w:type="dxa"/>
+            <w:hideMark/>
+          </w:tcPr>
+          <w:p>
+            <w:pPr>
+              <w:spacing w:after="160" w:line="259" w:lineRule="auto"/>
+              <w:rPr>
+                <w:sz w:val="18"/>
+                <w:szCs w:val="18"/>
+              </w:rPr>
+            </w:pPr>
+            <w:r>
+              <w:rPr>
+                <w:b/>
+                <w:bCs/>
+                <w:sz w:val="18"/>
+                <w:szCs w:val="18"/>
+              </w:rPr>
+              <w:t>1</w:t>
+            </w:r>
+          </w:p>
+        </w:tc>
+        <w:tc>
+          <w:tcPr>
+            <w:tcW w:w="2523" w:type="dxa"/>
+            <w:hideMark/>
+          </w:tcPr>
+          <w:p>
+            <w:pPr>
+              <w:spacing w:after="160" w:line="259" w:lineRule="auto"/>
+              <w:rPr>
+                <w:sz w:val="18"/>
+                <w:szCs w:val="18"/>
+              </w:rPr>
+            </w:pPr>
+            <w:r>
+              <w:rPr>
+                <w:b/>
+                <w:bCs/>
+                <w:sz w:val="18"/>
+                <w:szCs w:val="18"/>
+              </w:rPr>
+              <w:t>Upstream Call Tracing</w:t>
+            </w:r>
+          </w:p>
+        </w:tc>
+        <w:tc>
+          <w:tcPr>
+            <w:tcW w:w="3237" w:type="dxa"/>
+            <w:hideMark/>
+          </w:tcPr>
+          <w:p>
+            <w:pPr>
+              <w:spacing w:after="160" w:line="259" w:lineRule="auto"/>
+              <w:rPr>
+                <w:sz w:val="18"/>
+                <w:szCs w:val="18"/>
+              </w:rPr>
+            </w:pPr>
+            <w:r>
+              <w:rPr>
+                <w:b/>
+                <w:bCs/>
+                <w:sz w:val="18"/>
+                <w:szCs w:val="18"/>
+              </w:rPr>
+              <w:t>Family 1: Variable-Depth Traversal</w:t>
+            </w:r>
+          </w:p>
+        </w:tc>
+        <w:tc>
+          <w:tcPr>
+            <w:tcW w:w="3780" w:type="dxa"/>
+            <w:hideMark/>
+          </w:tcPr>
+          <w:p>
+            <w:pPr>
+              <w:spacing w:after="160" w:line="259" w:lineRule="auto"/>
+              <w:rPr>
+                <w:sz w:val="18"/>
+                <w:szCs w:val="18"/>
+              </w:rPr>
+            </w:pPr>
+            <w:r>
+              <w:rPr>
+                <w:sz w:val="18"/>
+                <w:szCs w:val="18"/>
+              </w:rPr>
+              <w:t>MATCH (c)-</w:t>
+            </w:r>
+            <w:proofErr w:type="gramStart"/>
+            <w:r>
+              <w:rPr>
+                <w:sz w:val="18"/>
+                <w:szCs w:val="18"/>
+              </w:rPr>
+              <w:t>[:CALLS</w:t>
+            </w:r>
+            <w:proofErr w:type="gramEnd"/>
+            <w:r>
+              <w:rPr>
+                <w:sz w:val="18"/>
+                <w:szCs w:val="18"/>
+              </w:rPr>
+              <w:t>*</w:t>
+            </w:r>
+            <w:proofErr w:type="gramStart"/>
+            <w:r>
+              <w:rPr>
+                <w:sz w:val="18"/>
+                <w:szCs w:val="18"/>
+              </w:rPr>
+              <w:t>1..</w:t>
+            </w:r>
+            <w:proofErr w:type="gramEnd"/>
+            <w:r>
+              <w:rPr>
+                <w:sz w:val="18"/>
+                <w:szCs w:val="18"/>
+              </w:rPr>
+              <w:t>N]-&gt;(target) (Reverse)</w:t>
+            </w:r>
+          </w:p>
+        </w:tc>
+      </w:tr>
+      <w:tr>
+        <w:trPr>
+          <w:trHeight w:val="20"/>
+        </w:trPr>
+        <w:tc>
+          <w:tcPr>
+            <w:tcW w:w="625" w:type="dxa"/>
+            <w:hideMark/>
+          </w:tcPr>
+          <w:p>
+            <w:pPr>
+              <w:spacing w:after="160" w:line="259" w:lineRule="auto"/>
+              <w:rPr>
+                <w:sz w:val="18"/>
+                <w:szCs w:val="18"/>
+              </w:rPr>
+            </w:pPr>
+            <w:r>
+              <w:rPr>
+                <w:b/>
+                <w:bCs/>
+                <w:sz w:val="18"/>
+                <w:szCs w:val="18"/>
+              </w:rPr>
+              <w:t>2</w:t>
+            </w:r>
+          </w:p>
+        </w:tc>
+        <w:tc>
+          <w:tcPr>
+            <w:tcW w:w="2523" w:type="dxa"/>
+            <w:hideMark/>
+          </w:tcPr>
+          <w:p>
+            <w:pPr>
+              <w:spacing w:after="160" w:line="259" w:lineRule="auto"/>
+              <w:rPr>
+                <w:sz w:val="18"/>
+                <w:szCs w:val="18"/>
+              </w:rPr>
+            </w:pPr>
+            <w:r>
+              <w:rPr>
+                <w:b/>
+                <w:bCs/>
+                <w:sz w:val="18"/>
+                <w:szCs w:val="18"/>
+              </w:rPr>
+              <w:t>Downstream Call Tracing</w:t>
+            </w:r>
+          </w:p>
+        </w:tc>
+        <w:tc>
+          <w:tcPr>
+            <w:tcW w:w="3237" w:type="dxa"/>
+            <w:hideMark/>
+          </w:tcPr>
+          <w:p>
+            <w:pPr>
+              <w:spacing w:after="160" w:line="259" w:lineRule="auto"/>
+              <w:rPr>
+                <w:sz w:val="18"/>
+                <w:szCs w:val="18"/>
+              </w:rPr>
+            </w:pPr>
+            <w:r>
+              <w:rPr>
+                <w:b/>
+                <w:bCs/>
+                <w:sz w:val="18"/>
+                <w:szCs w:val="18"/>
+              </w:rPr>
+              <w:t>Family 1: Variable-Depth Traversal</w:t>
+            </w:r>
+          </w:p>
+        </w:tc>
+        <w:tc>
+          <w:tcPr>
+            <w:tcW w:w="3780" w:type="dxa"/>
+            <w:hideMark/>
+          </w:tcPr>
+          <w:p>
+            <w:pPr>
+              <w:spacing w:after="160" w:line="259" w:lineRule="auto"/>
+              <w:rPr>
+                <w:sz w:val="18"/>
+                <w:szCs w:val="18"/>
+              </w:rPr>
+            </w:pPr>
+            <w:r>
+              <w:rPr>
+                <w:sz w:val="18"/>
+                <w:szCs w:val="18"/>
+              </w:rPr>
+              <w:t>MATCH (</w:t>
+            </w:r>
+            <w:proofErr w:type="spellStart"/>
+            <w:r>
+              <w:rPr>
+                <w:sz w:val="18"/>
+                <w:szCs w:val="18"/>
+              </w:rPr>
+              <w:t>src</w:t>
+            </w:r>
+            <w:proofErr w:type="spellEnd"/>
+            <w:r>
+              <w:rPr>
+                <w:sz w:val="18"/>
+                <w:szCs w:val="18"/>
+              </w:rPr>
+              <w:t>)-</w:t>
+            </w:r>
+            <w:proofErr w:type="gramStart"/>
+            <w:r>
+              <w:rPr>
+                <w:sz w:val="18"/>
+                <w:szCs w:val="18"/>
+              </w:rPr>
+              <w:t>[:CALLS</w:t>
+            </w:r>
+            <w:proofErr w:type="gramEnd"/>
+            <w:r>
+              <w:rPr>
+                <w:sz w:val="18"/>
+                <w:szCs w:val="18"/>
+              </w:rPr>
+              <w:t>*</w:t>
+            </w:r>
+            <w:proofErr w:type="gramStart"/>
+            <w:r>
+              <w:rPr>
+                <w:sz w:val="18"/>
+                <w:szCs w:val="18"/>
+              </w:rPr>
+              <w:t>1..</w:t>
+            </w:r>
+            <w:proofErr w:type="gramEnd"/>
+            <w:r>
+              <w:rPr>
+                <w:sz w:val="18"/>
+                <w:szCs w:val="18"/>
+              </w:rPr>
+              <w:t>N]-&gt;(c) (Forward)</w:t>
+            </w:r>
+          </w:p>
+        </w:tc>
+      </w:tr>
+      <w:tr>
+        <w:trPr>
+          <w:trHeight w:val="20"/>
+        </w:trPr>
+        <w:tc>
+          <w:tcPr>
+            <w:tcW w:w="625" w:type="dxa"/>
+            <w:hideMark/>
+          </w:tcPr>
+          <w:p>
+            <w:pPr>
+              <w:spacing w:after="160" w:line="259" w:lineRule="auto"/>
+              <w:rPr>
+                <w:sz w:val="18"/>
+                <w:szCs w:val="18"/>
+              </w:rPr>
+            </w:pPr>
+            <w:r>
+              <w:rPr>
+                <w:b/>
+                <w:bCs/>
+                <w:sz w:val="18"/>
+                <w:szCs w:val="18"/>
+              </w:rPr>
+              <w:t>3</w:t>
+            </w:r>
+          </w:p>
+        </w:tc>
+        <w:tc>
+          <w:tcPr>
+            <w:tcW w:w="2523" w:type="dxa"/>
+            <w:hideMark/>
+          </w:tcPr>
+          <w:p>
+            <w:pPr>
+              <w:spacing w:after="160" w:line="259" w:lineRule="auto"/>
+              <w:rPr>
+                <w:sz w:val="18"/>
+                <w:szCs w:val="18"/>
+              </w:rPr>
+            </w:pPr>
+            <w:r>
+              <w:rPr>
+                <w:b/>
+                <w:bCs/>
+                <w:sz w:val="18"/>
+                <w:szCs w:val="18"/>
+              </w:rPr>
+              <w:t>Blast Radius &amp; Impact Analysis</w:t>
+            </w:r>
+          </w:p>
+        </w:tc>
+        <w:tc>
+          <w:tcPr>
+            <w:tcW w:w="3237" w:type="dxa"/>
+            <w:hideMark/>
+          </w:tcPr>
+          <w:p>
+            <w:pPr>
+              <w:spacing w:after="160" w:line="259" w:lineRule="auto"/>
+              <w:rPr>
+                <w:sz w:val="18"/>
+                <w:szCs w:val="18"/>
+              </w:rPr>
+            </w:pPr>
+            <w:r>
+              <w:rPr>
+                <w:b/>
+                <w:bCs/>
+                <w:sz w:val="18"/>
+                <w:szCs w:val="18"/>
+              </w:rPr>
+              <w:t xml:space="preserve">Family 2: Exhaustive </w:t>
+            </w:r>
+            <w:proofErr w:type="gramStart"/>
+            <w:r>
+              <w:rPr>
+                <w:b/>
+                <w:bCs/>
+                <w:sz w:val="18"/>
+                <w:szCs w:val="18"/>
+              </w:rPr>
+              <w:t>Path-Finding</w:t>
+            </w:r>
+            <w:proofErr w:type="gramEnd"/>
+          </w:p>
+        </w:tc>
+        <w:tc>
+          <w:tcPr>
+            <w:tcW w:w="3780" w:type="dxa"/>
+            <w:hideMark/>
+          </w:tcPr>
+          <w:p>
+            <w:pPr>
+              <w:spacing w:after="160" w:line="259" w:lineRule="auto"/>
+              <w:rPr>
+                <w:sz w:val="18"/>
+                <w:szCs w:val="18"/>
+              </w:rPr>
+            </w:pPr>
+            <w:r>
+              <w:rPr>
+                <w:sz w:val="18"/>
+                <w:szCs w:val="18"/>
+              </w:rPr>
+              <w:t>Transitive Closure over CALLS|IMPORTS*</w:t>
+            </w:r>
+          </w:p>
+        </w:tc>
+      </w:tr>
+      <w:tr>
+        <w:trPr>
+          <w:trHeight w:val="20"/>
+        </w:trPr>
+        <w:tc>
+          <w:tcPr>
+            <w:tcW w:w="625" w:type="dxa"/>
+            <w:hideMark/>
+          </w:tcPr>
+          <w:p>
+            <w:pPr>
+              <w:spacing w:after="160" w:line="259" w:lineRule="auto"/>
+              <w:rPr>
+                <w:sz w:val="18"/>
+                <w:szCs w:val="18"/>
+              </w:rPr>
+            </w:pPr>
+            <w:r>
+              <w:rPr>
+                <w:b/>
+                <w:bCs/>
+                <w:sz w:val="18"/>
+                <w:szCs w:val="18"/>
+              </w:rPr>
+              <w:t>4</w:t>
+            </w:r>
+          </w:p>
+        </w:tc>
+        <w:tc>
+          <w:tcPr>
+            <w:tcW w:w="2523" w:type="dxa"/>
+            <w:hideMark/>
+          </w:tcPr>
+          <w:p>
+            <w:pPr>
+              <w:spacing w:after="160" w:line="259" w:lineRule="auto"/>
+              <w:rPr>
+                <w:sz w:val="18"/>
+                <w:szCs w:val="18"/>
+              </w:rPr>
+            </w:pPr>
+            <w:r>
+              <w:rPr>
+                <w:b/>
+                <w:bCs/>
+                <w:sz w:val="18"/>
+                <w:szCs w:val="18"/>
+              </w:rPr>
+              <w:t>Function Parameter Lineage</w:t>
+            </w:r>
+          </w:p>
+        </w:tc>
+        <w:tc>
+          <w:tcPr>
+            <w:tcW w:w="3237" w:type="dxa"/>
+            <w:hideMark/>
+          </w:tcPr>
+          <w:p>
+            <w:pPr>
+              <w:spacing w:after="160" w:line="259" w:lineRule="auto"/>
+              <w:rPr>
+                <w:sz w:val="18"/>
+                <w:szCs w:val="18"/>
+              </w:rPr>
+            </w:pPr>
+            <w:r>
+              <w:rPr>
+                <w:b/>
+                <w:bCs/>
+                <w:sz w:val="18"/>
+                <w:szCs w:val="18"/>
+              </w:rPr>
+              <w:t>Family 1: Variable-Depth Traversal</w:t>
+            </w:r>
+          </w:p>
+        </w:tc>
+        <w:tc>
+          <w:tcPr>
+            <w:tcW w:w="3780" w:type="dxa"/>
+            <w:hideMark/>
+          </w:tcPr>
+          <w:p>
+            <w:pPr>
+              <w:spacing w:after="160" w:line="259" w:lineRule="auto"/>
+              <w:rPr>
+                <w:sz w:val="18"/>
+                <w:szCs w:val="18"/>
+              </w:rPr>
+            </w:pPr>
+            <w:r>
+              <w:rPr>
+                <w:sz w:val="18"/>
+                <w:szCs w:val="18"/>
+              </w:rPr>
+              <w:t>Shortest Path over CALLS + Positional Binding</w:t>
+            </w:r>
+          </w:p>
+        </w:tc>
+      </w:tr>
+      <w:tr>
+        <w:trPr>
+          <w:trHeight w:val="20"/>
+        </w:trPr>
+        <w:tc>
+          <w:tcPr>
+            <w:tcW w:w="625" w:type="dxa"/>
+            <w:hideMark/>
+          </w:tcPr>
+          <w:p>
+            <w:pPr>
+              <w:spacing w:after="160" w:line="259" w:lineRule="auto"/>
+              <w:rPr>
+                <w:sz w:val="18"/>
+                <w:szCs w:val="18"/>
+              </w:rPr>
+            </w:pPr>
+            <w:r>
+              <w:rPr>
+                <w:b/>
+                <w:bCs/>
+                <w:sz w:val="18"/>
+                <w:szCs w:val="18"/>
+              </w:rPr>
+              <w:t>5</w:t>
+            </w:r>
+          </w:p>
+        </w:tc>
+        <w:tc>
+          <w:tcPr>
+            <w:tcW w:w="2523" w:type="dxa"/>
+            <w:hideMark/>
+          </w:tcPr>
+          <w:p>
+            <w:pPr>
+              <w:spacing w:after="160" w:line="259" w:lineRule="auto"/>
+              <w:rPr>
+                <w:sz w:val="18"/>
+                <w:szCs w:val="18"/>
+              </w:rPr>
+            </w:pPr>
+            <w:r>
+              <w:rPr>
+                <w:b/>
+                <w:bCs/>
+                <w:sz w:val="18"/>
+                <w:szCs w:val="18"/>
+              </w:rPr>
+              <w:t>Class Attribute Mutability (self.)</w:t>
+            </w:r>
+          </w:p>
+        </w:tc>
+        <w:tc>
+          <w:tcPr>
+            <w:tcW w:w="3237" w:type="dxa"/>
+            <w:hideMark/>
+          </w:tcPr>
+          <w:p>
+            <w:pPr>
+              <w:spacing w:after="160" w:line="259" w:lineRule="auto"/>
+              <w:rPr>
+                <w:sz w:val="18"/>
+                <w:szCs w:val="18"/>
+              </w:rPr>
+            </w:pPr>
+            <w:r>
+              <w:rPr>
+                <w:b/>
+                <w:bCs/>
+                <w:sz w:val="18"/>
+                <w:szCs w:val="18"/>
+              </w:rPr>
+              <w:t>Family 3: Subgraph Pattern Match</w:t>
+            </w:r>
+          </w:p>
+        </w:tc>
+        <w:tc>
+          <w:tcPr>
+            <w:tcW w:w="3780" w:type="dxa"/>
+            <w:hideMark/>
+          </w:tcPr>
+          <w:p>
+            <w:pPr>
+              <w:spacing w:after="160" w:line="259" w:lineRule="auto"/>
+              <w:rPr>
+                <w:sz w:val="18"/>
+                <w:szCs w:val="18"/>
+              </w:rPr>
+            </w:pPr>
+            <w:proofErr w:type="gramStart"/>
+            <w:r>
+              <w:rPr>
+                <w:sz w:val="18"/>
+                <w:szCs w:val="18"/>
+              </w:rPr>
+              <w:t>(:Class</w:t>
+            </w:r>
+            <w:proofErr w:type="gramEnd"/>
+            <w:r>
+              <w:rPr>
+                <w:sz w:val="18"/>
+                <w:szCs w:val="18"/>
+              </w:rPr>
+              <w:t>)-</w:t>
+            </w:r>
+            <w:proofErr w:type="gramStart"/>
+            <w:r>
+              <w:rPr>
+                <w:sz w:val="18"/>
+                <w:szCs w:val="18"/>
+              </w:rPr>
+              <w:t>[:HAS</w:t>
+            </w:r>
+            <w:proofErr w:type="gramEnd"/>
+            <w:r>
+              <w:rPr>
+                <w:sz w:val="18"/>
+                <w:szCs w:val="18"/>
+              </w:rPr>
+              <w:t>_METHOD]-&gt;(</w:t>
+            </w:r>
+            <w:proofErr w:type="spellStart"/>
+            <w:r>
+              <w:rPr>
+                <w:sz w:val="18"/>
+                <w:szCs w:val="18"/>
+              </w:rPr>
+              <w:t>fn</w:t>
+            </w:r>
+            <w:proofErr w:type="spellEnd"/>
+            <w:r>
+              <w:rPr>
+                <w:sz w:val="18"/>
+                <w:szCs w:val="18"/>
+              </w:rPr>
+              <w:t>)-</w:t>
+            </w:r>
+            <w:proofErr w:type="gramStart"/>
+            <w:r>
+              <w:rPr>
+                <w:sz w:val="18"/>
+                <w:szCs w:val="18"/>
+              </w:rPr>
+              <w:t>[:WRITES</w:t>
+            </w:r>
+            <w:proofErr w:type="gramEnd"/>
+            <w:r>
+              <w:rPr>
+                <w:sz w:val="18"/>
+                <w:szCs w:val="18"/>
+              </w:rPr>
+              <w:t>_FIELD]-&gt;(f)</w:t>
+            </w:r>
+          </w:p>
+        </w:tc>
+      </w:tr>
+      <w:tr>
+        <w:trPr>
+          <w:trHeight w:val="20"/>
+        </w:trPr>
+        <w:tc>
+          <w:tcPr>
+            <w:tcW w:w="625" w:type="dxa"/>
+            <w:hideMark/>
+          </w:tcPr>
+          <w:p>
+            <w:pPr>
+              <w:spacing w:after="160" w:line="259" w:lineRule="auto"/>
+              <w:rPr>
+                <w:sz w:val="18"/>
+                <w:szCs w:val="18"/>
+              </w:rPr>
+            </w:pPr>
+            <w:r>
+              <w:rPr>
+                <w:b/>
+                <w:bCs/>
+                <w:sz w:val="18"/>
+                <w:szCs w:val="18"/>
+              </w:rPr>
+              <w:t>6</w:t>
+            </w:r>
+          </w:p>
+        </w:tc>
+        <w:tc>
+          <w:tcPr>
+            <w:tcW w:w="2523" w:type="dxa"/>
+            <w:hideMark/>
+          </w:tcPr>
+          <w:p>
+            <w:pPr>
+              <w:spacing w:after="160" w:line="259" w:lineRule="auto"/>
+              <w:rPr>
+                <w:sz w:val="18"/>
+                <w:szCs w:val="18"/>
+              </w:rPr>
+            </w:pPr>
+            <w:r>
+              <w:rPr>
+                <w:b/>
+                <w:bCs/>
+                <w:sz w:val="18"/>
+                <w:szCs w:val="18"/>
+              </w:rPr>
+              <w:t>Inherited Class Attributes (</w:t>
+            </w:r>
+            <w:proofErr w:type="gramStart"/>
+            <w:r>
+              <w:rPr>
+                <w:b/>
+                <w:bCs/>
+                <w:sz w:val="18"/>
+                <w:szCs w:val="18"/>
+              </w:rPr>
+              <w:t>super(</w:t>
+            </w:r>
+            <w:proofErr w:type="gramEnd"/>
+            <w:r>
+              <w:rPr>
+                <w:b/>
+                <w:bCs/>
+                <w:sz w:val="18"/>
+                <w:szCs w:val="18"/>
+              </w:rPr>
+              <w:t>))</w:t>
+            </w:r>
+          </w:p>
+        </w:tc>
+        <w:tc>
+          <w:tcPr>
+            <w:tcW w:w="3237" w:type="dxa"/>
+            <w:hideMark/>
+          </w:tcPr>
+          <w:p>
+            <w:pPr>
+              <w:spacing w:after="160" w:line="259" w:lineRule="auto"/>
+              <w:rPr>
+                <w:sz w:val="18"/>
+                <w:szCs w:val="18"/>
+              </w:rPr>
+            </w:pPr>
+            <w:r>
+              <w:rPr>
+                <w:b/>
+                <w:bCs/>
+                <w:sz w:val="18"/>
+                <w:szCs w:val="18"/>
+              </w:rPr>
+              <w:t>Family 4: Hierarchical DAG Traversal</w:t>
+            </w:r>
+          </w:p>
+        </w:tc>
+        <w:tc>
+          <w:tcPr>
+            <w:tcW w:w="3780" w:type="dxa"/>
+            <w:hideMark/>
+          </w:tcPr>
+          <w:p>
+            <w:pPr>
+              <w:spacing w:after="160" w:line="259" w:lineRule="auto"/>
+              <w:rPr>
+                <w:sz w:val="18"/>
+                <w:szCs w:val="18"/>
+              </w:rPr>
+            </w:pPr>
+            <w:r>
+              <w:rPr>
+                <w:sz w:val="18"/>
+                <w:szCs w:val="18"/>
+              </w:rPr>
+              <w:t>MATCH (</w:t>
+            </w:r>
+            <w:proofErr w:type="spellStart"/>
+            <w:proofErr w:type="gramStart"/>
+            <w:r>
+              <w:rPr>
+                <w:sz w:val="18"/>
+                <w:szCs w:val="18"/>
+              </w:rPr>
+              <w:t>c:Class</w:t>
+            </w:r>
+            <w:proofErr w:type="spellEnd"/>
+            <w:proofErr w:type="gramEnd"/>
+            <w:r>
+              <w:rPr>
+                <w:sz w:val="18"/>
+                <w:szCs w:val="18"/>
+              </w:rPr>
+              <w:t>)-</w:t>
+            </w:r>
+            <w:proofErr w:type="gramStart"/>
+            <w:r>
+              <w:rPr>
+                <w:sz w:val="18"/>
+                <w:szCs w:val="18"/>
+              </w:rPr>
+              <w:t>[:INHERITS</w:t>
+            </w:r>
+            <w:proofErr w:type="gramEnd"/>
+            <w:r>
+              <w:rPr>
+                <w:sz w:val="18"/>
+                <w:szCs w:val="18"/>
+              </w:rPr>
+              <w:t>*</w:t>
+            </w:r>
+            <w:proofErr w:type="gramStart"/>
+            <w:r>
+              <w:rPr>
+                <w:sz w:val="18"/>
+                <w:szCs w:val="18"/>
+              </w:rPr>
+              <w:t>1..</w:t>
+            </w:r>
+            <w:proofErr w:type="gramEnd"/>
+            <w:r>
+              <w:rPr>
+                <w:sz w:val="18"/>
+                <w:szCs w:val="18"/>
+              </w:rPr>
+              <w:t>N]-&gt;(parent)</w:t>
+            </w:r>
+          </w:p>
+        </w:tc>
+      </w:tr>
+      <w:tr>
+        <w:trPr>
+          <w:trHeight w:val="20"/>
+        </w:trPr>
+        <w:tc>
+          <w:tcPr>
+            <w:tcW w:w="625" w:type="dxa"/>
+            <w:hideMark/>
+          </w:tcPr>
+          <w:p>
+            <w:pPr>
+              <w:spacing w:after="160" w:line="259" w:lineRule="auto"/>
+              <w:rPr>
+                <w:sz w:val="18"/>
+                <w:szCs w:val="18"/>
+              </w:rPr>
+            </w:pPr>
+            <w:r>
+              <w:rPr>
+                <w:b/>
+                <w:bCs/>
+                <w:sz w:val="18"/>
+                <w:szCs w:val="18"/>
+              </w:rPr>
+              <w:t>7</w:t>
+            </w:r>
+          </w:p>
+        </w:tc>
+        <w:tc>
+          <w:tcPr>
+            <w:tcW w:w="2523" w:type="dxa"/>
+            <w:hideMark/>
+          </w:tcPr>
+          <w:p>
+            <w:pPr>
+              <w:spacing w:after="160" w:line="259" w:lineRule="auto"/>
+              <w:rPr>
+                <w:sz w:val="18"/>
+                <w:szCs w:val="18"/>
+              </w:rPr>
+            </w:pPr>
+            <w:r>
+              <w:rPr>
+                <w:b/>
+                <w:bCs/>
+                <w:sz w:val="18"/>
+                <w:szCs w:val="18"/>
+              </w:rPr>
+              <w:t>Global &amp; Module Variables</w:t>
+            </w:r>
+          </w:p>
+        </w:tc>
+        <w:tc>
+          <w:tcPr>
+            <w:tcW w:w="3237" w:type="dxa"/>
+            <w:hideMark/>
+          </w:tcPr>
+          <w:p>
+            <w:pPr>
+              <w:spacing w:after="160" w:line="259" w:lineRule="auto"/>
+              <w:rPr>
+                <w:sz w:val="18"/>
+                <w:szCs w:val="18"/>
+              </w:rPr>
+            </w:pPr>
+            <w:r>
+              <w:rPr>
+                <w:b/>
+                <w:bCs/>
+                <w:sz w:val="18"/>
+                <w:szCs w:val="18"/>
+              </w:rPr>
+              <w:t>Family 3: Subgraph Pattern Match</w:t>
+            </w:r>
+          </w:p>
+        </w:tc>
+        <w:tc>
+          <w:tcPr>
+            <w:tcW w:w="3780" w:type="dxa"/>
+            <w:hideMark/>
+          </w:tcPr>
+          <w:p>
+            <w:pPr>
+              <w:spacing w:after="160" w:line="259" w:lineRule="auto"/>
+              <w:rPr>
+                <w:sz w:val="18"/>
+                <w:szCs w:val="18"/>
+              </w:rPr>
+            </w:pPr>
+            <w:r>
+              <w:rPr>
+                <w:sz w:val="18"/>
+                <w:szCs w:val="18"/>
+              </w:rPr>
+              <w:t>Star Query: (</w:t>
+            </w:r>
+            <w:proofErr w:type="spellStart"/>
+            <w:r>
+              <w:rPr>
+                <w:sz w:val="18"/>
+                <w:szCs w:val="18"/>
+              </w:rPr>
+              <w:t>fn</w:t>
+            </w:r>
+            <w:proofErr w:type="spellEnd"/>
+            <w:r>
+              <w:rPr>
+                <w:sz w:val="18"/>
+                <w:szCs w:val="18"/>
+              </w:rPr>
+              <w:t>)-</w:t>
+            </w:r>
+            <w:proofErr w:type="gramStart"/>
+            <w:r>
+              <w:rPr>
+                <w:sz w:val="18"/>
+                <w:szCs w:val="18"/>
+              </w:rPr>
+              <w:t>[:READS</w:t>
+            </w:r>
+            <w:proofErr w:type="gramEnd"/>
+            <w:r>
+              <w:rPr>
+                <w:sz w:val="18"/>
+                <w:szCs w:val="18"/>
+              </w:rPr>
+              <w:t>_GLOBAL|WRITES_GLOBAL]-&gt;(g)</w:t>
+            </w:r>
+          </w:p>
+        </w:tc>
+      </w:tr>
+      <w:tr>
+        <w:trPr>
+          <w:trHeight w:val="20"/>
+        </w:trPr>
+        <w:tc>
+          <w:tcPr>
+            <w:tcW w:w="625" w:type="dxa"/>
+            <w:hideMark/>
+          </w:tcPr>
+          <w:p>
+            <w:pPr>
+              <w:spacing w:after="160" w:line="259" w:lineRule="auto"/>
+              <w:rPr>
+                <w:sz w:val="18"/>
+                <w:szCs w:val="18"/>
+              </w:rPr>
+            </w:pPr>
+            <w:r>
+              <w:rPr>
+                <w:b/>
+                <w:bCs/>
+                <w:sz w:val="18"/>
+                <w:szCs w:val="18"/>
+              </w:rPr>
+              <w:t>8</w:t>
+            </w:r>
+          </w:p>
+        </w:tc>
+        <w:tc>
+          <w:tcPr>
+            <w:tcW w:w="2523" w:type="dxa"/>
+            <w:hideMark/>
+          </w:tcPr>
+          <w:p>
+            <w:pPr>
+              <w:spacing w:after="160" w:line="259" w:lineRule="auto"/>
+              <w:rPr>
+                <w:sz w:val="18"/>
+                <w:szCs w:val="18"/>
+              </w:rPr>
+            </w:pPr>
+            <w:r>
+              <w:rPr>
+                <w:b/>
+                <w:bCs/>
+                <w:sz w:val="18"/>
+                <w:szCs w:val="18"/>
+              </w:rPr>
+              <w:t>Local Variable Defaults</w:t>
+            </w:r>
+          </w:p>
+        </w:tc>
+        <w:tc>
+          <w:tcPr>
+            <w:tcW w:w="3237" w:type="dxa"/>
+            <w:hideMark/>
+          </w:tcPr>
+          <w:p>
+            <w:pPr>
+              <w:spacing w:after="160" w:line="259" w:lineRule="auto"/>
+              <w:rPr>
+                <w:sz w:val="18"/>
+                <w:szCs w:val="18"/>
+              </w:rPr>
+            </w:pPr>
+            <w:r>
+              <w:rPr>
+                <w:b/>
+                <w:bCs/>
+                <w:sz w:val="18"/>
+                <w:szCs w:val="18"/>
+              </w:rPr>
+              <w:t>Family 3: Subgraph Pattern Match</w:t>
+            </w:r>
+          </w:p>
+        </w:tc>
+        <w:tc>
+          <w:tcPr>
+            <w:tcW w:w="3780" w:type="dxa"/>
+            <w:hideMark/>
+          </w:tcPr>
+          <w:p>
+            <w:pPr>
+              <w:spacing w:after="160" w:line="259" w:lineRule="auto"/>
+              <w:rPr>
+                <w:sz w:val="18"/>
+                <w:szCs w:val="18"/>
+              </w:rPr>
+            </w:pPr>
+            <w:r>
+              <w:rPr>
+                <w:sz w:val="18"/>
+                <w:szCs w:val="18"/>
+              </w:rPr>
+              <w:t>1-Hop Local Match: </w:t>
+            </w:r>
+            <w:proofErr w:type="gramStart"/>
+            <w:r>
+              <w:rPr>
+                <w:sz w:val="18"/>
+                <w:szCs w:val="18"/>
+              </w:rPr>
+              <w:t>(:Function</w:t>
+            </w:r>
+            <w:proofErr w:type="gramEnd"/>
+            <w:r>
+              <w:rPr>
+                <w:sz w:val="18"/>
+                <w:szCs w:val="18"/>
+              </w:rPr>
+              <w:t>)-</w:t>
+            </w:r>
+            <w:proofErr w:type="gramStart"/>
+            <w:r>
+              <w:rPr>
+                <w:sz w:val="18"/>
+                <w:szCs w:val="18"/>
+              </w:rPr>
+              <w:t>[:DEFINES</w:t>
+            </w:r>
+            <w:proofErr w:type="gramEnd"/>
+            <w:r>
+              <w:rPr>
+                <w:sz w:val="18"/>
+                <w:szCs w:val="18"/>
+              </w:rPr>
+              <w:t>]-&gt;</w:t>
+            </w:r>
+            <w:proofErr w:type="gramStart"/>
+            <w:r>
+              <w:rPr>
+                <w:sz w:val="18"/>
+                <w:szCs w:val="18"/>
+              </w:rPr>
+              <w:t>(:Var</w:t>
+            </w:r>
+            <w:proofErr w:type="gramEnd"/>
+            <w:r>
+              <w:rPr>
+                <w:sz w:val="18"/>
+                <w:szCs w:val="18"/>
+              </w:rPr>
+              <w:t>)</w:t>
+            </w:r>
+          </w:p>
+        </w:tc>
+      </w:tr>
+      <w:tr>
+        <w:trPr>
+          <w:trHeight w:val="20"/>
+        </w:trPr>
+        <w:tc>
+          <w:tcPr>
+            <w:tcW w:w="625" w:type="dxa"/>
+            <w:hideMark/>
+          </w:tcPr>
+          <w:p>
+            <w:pPr>
+              <w:spacing w:after="160" w:line="259" w:lineRule="auto"/>
+              <w:rPr>
+                <w:sz w:val="18"/>
+                <w:szCs w:val="18"/>
+              </w:rPr>
+            </w:pPr>
+            <w:r>
+              <w:rPr>
+                <w:b/>
+                <w:bCs/>
+                <w:sz w:val="18"/>
+                <w:szCs w:val="18"/>
+              </w:rPr>
+              <w:t>9</w:t>
+            </w:r>
+          </w:p>
+        </w:tc>
+        <w:tc>
+          <w:tcPr>
+            <w:tcW w:w="2523" w:type="dxa"/>
+            <w:hideMark/>
+          </w:tcPr>
+          <w:p>
+            <w:pPr>
+              <w:spacing w:after="160" w:line="259" w:lineRule="auto"/>
+              <w:rPr>
+                <w:sz w:val="18"/>
+                <w:szCs w:val="18"/>
+              </w:rPr>
+            </w:pPr>
+            <w:r>
+              <w:rPr>
+                <w:b/>
+                <w:bCs/>
+                <w:sz w:val="18"/>
+                <w:szCs w:val="18"/>
+              </w:rPr>
+              <w:t>Environment &amp; Secrets Audit</w:t>
+            </w:r>
+          </w:p>
+        </w:tc>
+        <w:tc>
+          <w:tcPr>
+            <w:tcW w:w="3237" w:type="dxa"/>
+            <w:hideMark/>
+          </w:tcPr>
+          <w:p>
+            <w:pPr>
+              <w:spacing w:after="160" w:line="259" w:lineRule="auto"/>
+              <w:rPr>
+                <w:sz w:val="18"/>
+                <w:szCs w:val="18"/>
+              </w:rPr>
+            </w:pPr>
+            <w:r>
+              <w:rPr>
+                <w:b/>
+                <w:bCs/>
+                <w:sz w:val="18"/>
+                <w:szCs w:val="18"/>
+              </w:rPr>
+              <w:t>Family 3: Subgraph Pattern Match</w:t>
+            </w:r>
+          </w:p>
+        </w:tc>
+        <w:tc>
+          <w:tcPr>
+            <w:tcW w:w="3780" w:type="dxa"/>
+            <w:hideMark/>
+          </w:tcPr>
+          <w:p>
+            <w:pPr>
+              <w:spacing w:after="160" w:line="259" w:lineRule="auto"/>
+              <w:rPr>
+                <w:sz w:val="18"/>
+                <w:szCs w:val="18"/>
+              </w:rPr>
+            </w:pPr>
+            <w:r>
+              <w:rPr>
+                <w:sz w:val="18"/>
+                <w:szCs w:val="18"/>
+              </w:rPr>
+              <w:t>Bipartite Match: (</w:t>
+            </w:r>
+            <w:proofErr w:type="spellStart"/>
+            <w:r>
+              <w:rPr>
+                <w:sz w:val="18"/>
+                <w:szCs w:val="18"/>
+              </w:rPr>
+              <w:t>fn</w:t>
+            </w:r>
+            <w:proofErr w:type="spellEnd"/>
+            <w:r>
+              <w:rPr>
+                <w:sz w:val="18"/>
+                <w:szCs w:val="18"/>
+              </w:rPr>
+              <w:t>)-</w:t>
+            </w:r>
+            <w:proofErr w:type="gramStart"/>
+            <w:r>
+              <w:rPr>
+                <w:sz w:val="18"/>
+                <w:szCs w:val="18"/>
+              </w:rPr>
+              <w:t>[:USES</w:t>
+            </w:r>
+            <w:proofErr w:type="gramEnd"/>
+            <w:r>
+              <w:rPr>
+                <w:sz w:val="18"/>
+                <w:szCs w:val="18"/>
+              </w:rPr>
+              <w:t>_ENV]-&gt;(</w:t>
+            </w:r>
+            <w:proofErr w:type="spellStart"/>
+            <w:proofErr w:type="gramStart"/>
+            <w:r>
+              <w:rPr>
+                <w:sz w:val="18"/>
+                <w:szCs w:val="18"/>
+              </w:rPr>
+              <w:t>e:EnvVar</w:t>
+            </w:r>
+            <w:proofErr w:type="spellEnd"/>
+            <w:proofErr w:type="gramEnd"/>
+            <w:r>
+              <w:rPr>
+                <w:sz w:val="18"/>
+                <w:szCs w:val="18"/>
+              </w:rPr>
+              <w:t>)</w:t>
+            </w:r>
+          </w:p>
+        </w:tc>
+      </w:tr>
+      <w:tr>
+        <w:trPr>
+          <w:trHeight w:val="20"/>
+        </w:trPr>
+        <w:tc>
+          <w:tcPr>
+            <w:tcW w:w="625" w:type="dxa"/>
+            <w:hideMark/>
+          </w:tcPr>
+          <w:p>
+            <w:pPr>
+              <w:spacing w:after="160" w:line="259" w:lineRule="auto"/>
+              <w:rPr>
+                <w:sz w:val="18"/>
+                <w:szCs w:val="18"/>
+              </w:rPr>
+            </w:pPr>
+            <w:r>
+              <w:rPr>
+                <w:b/>
+                <w:bCs/>
+                <w:sz w:val="18"/>
+                <w:szCs w:val="18"/>
+              </w:rPr>
+              <w:t>10</w:t>
+            </w:r>
+          </w:p>
+        </w:tc>
+        <w:tc>
+          <w:tcPr>
+            <w:tcW w:w="2523" w:type="dxa"/>
+            <w:hideMark/>
+          </w:tcPr>
+          <w:p>
+            <w:pPr>
+              <w:spacing w:after="160" w:line="259" w:lineRule="auto"/>
+              <w:rPr>
+                <w:sz w:val="18"/>
+                <w:szCs w:val="18"/>
+              </w:rPr>
+            </w:pPr>
+            <w:r>
+              <w:rPr>
+                <w:b/>
+                <w:bCs/>
+                <w:sz w:val="18"/>
+                <w:szCs w:val="18"/>
+              </w:rPr>
+              <w:t>Variable Lineage (SSA)</w:t>
+            </w:r>
+          </w:p>
+        </w:tc>
+        <w:tc>
+          <w:tcPr>
+            <w:tcW w:w="3237" w:type="dxa"/>
+            <w:hideMark/>
+          </w:tcPr>
+          <w:p>
+            <w:pPr>
+              <w:spacing w:after="160" w:line="259" w:lineRule="auto"/>
+              <w:rPr>
+                <w:sz w:val="18"/>
+                <w:szCs w:val="18"/>
+              </w:rPr>
+            </w:pPr>
+            <w:r>
+              <w:rPr>
+                <w:b/>
+                <w:bCs/>
+                <w:sz w:val="18"/>
+                <w:szCs w:val="18"/>
+              </w:rPr>
+              <w:t>Family 4: Hierarchical DAG Traversal</w:t>
+            </w:r>
+          </w:p>
+        </w:tc>
+        <w:tc>
+          <w:tcPr>
+            <w:tcW w:w="3780" w:type="dxa"/>
+            <w:hideMark/>
+          </w:tcPr>
+          <w:p>
+            <w:pPr>
+              <w:spacing w:after="160" w:line="259" w:lineRule="auto"/>
+              <w:rPr>
+                <w:sz w:val="18"/>
+                <w:szCs w:val="18"/>
+              </w:rPr>
+            </w:pPr>
+            <w:r>
+              <w:rPr>
+                <w:sz w:val="18"/>
+                <w:szCs w:val="18"/>
+              </w:rPr>
+              <w:t>Data Dependency Tree: (target)-</w:t>
+            </w:r>
+            <w:proofErr w:type="gramStart"/>
+            <w:r>
+              <w:rPr>
+                <w:sz w:val="18"/>
+                <w:szCs w:val="18"/>
+              </w:rPr>
+              <w:t>[:DERIVED</w:t>
+            </w:r>
+            <w:proofErr w:type="gramEnd"/>
+            <w:r>
+              <w:rPr>
+                <w:sz w:val="18"/>
+                <w:szCs w:val="18"/>
+              </w:rPr>
+              <w:t>_FROM*]-&gt;(</w:t>
+            </w:r>
+            <w:proofErr w:type="spellStart"/>
+            <w:r>
+              <w:rPr>
+                <w:sz w:val="18"/>
+                <w:szCs w:val="18"/>
+              </w:rPr>
+              <w:t>src</w:t>
+            </w:r>
+            <w:proofErr w:type="spellEnd"/>
+            <w:r>
+              <w:rPr>
+                <w:sz w:val="18"/>
+                <w:szCs w:val="18"/>
+              </w:rPr>
+              <w:t>)</w:t>
+            </w:r>
+          </w:p>
+        </w:tc>
+      </w:tr>
+      <w:tr>
+        <w:trPr>
+          <w:trHeight w:val="20"/>
+        </w:trPr>
+        <w:tc>
+          <w:tcPr>
+            <w:tcW w:w="625" w:type="dxa"/>
+            <w:hideMark/>
+          </w:tcPr>
+          <w:p>
+            <w:pPr>
+              <w:spacing w:after="160" w:line="259" w:lineRule="auto"/>
+              <w:rPr>
+                <w:sz w:val="18"/>
+                <w:szCs w:val="18"/>
+              </w:rPr>
+            </w:pPr>
+            <w:r>
+              <w:rPr>
+                <w:b/>
+                <w:bCs/>
+                <w:sz w:val="18"/>
+                <w:szCs w:val="18"/>
+              </w:rPr>
+              <w:t>11</w:t>
+            </w:r>
+          </w:p>
+        </w:tc>
+        <w:tc>
+          <w:tcPr>
+            <w:tcW w:w="2523" w:type="dxa"/>
+            <w:hideMark/>
+          </w:tcPr>
+          <w:p>
+            <w:pPr>
+              <w:spacing w:after="160" w:line="259" w:lineRule="auto"/>
+              <w:rPr>
+                <w:sz w:val="18"/>
+                <w:szCs w:val="18"/>
+              </w:rPr>
+            </w:pPr>
+            <w:r>
+              <w:rPr>
+                <w:b/>
+                <w:bCs/>
+                <w:sz w:val="18"/>
+                <w:szCs w:val="18"/>
+              </w:rPr>
+              <w:t>State Mutation &amp; Reassignment</w:t>
+            </w:r>
+          </w:p>
+        </w:tc>
+        <w:tc>
+          <w:tcPr>
+            <w:tcW w:w="3237" w:type="dxa"/>
+            <w:hideMark/>
+          </w:tcPr>
+          <w:p>
+            <w:pPr>
+              <w:spacing w:after="160" w:line="259" w:lineRule="auto"/>
+              <w:rPr>
+                <w:sz w:val="18"/>
+                <w:szCs w:val="18"/>
+              </w:rPr>
+            </w:pPr>
+            <w:r>
+              <w:rPr>
+                <w:b/>
+                <w:bCs/>
+                <w:sz w:val="18"/>
+                <w:szCs w:val="18"/>
+              </w:rPr>
+              <w:t>Family 3: Subgraph Pattern Match</w:t>
+            </w:r>
+          </w:p>
+        </w:tc>
+        <w:tc>
+          <w:tcPr>
+            <w:tcW w:w="3780" w:type="dxa"/>
+            <w:hideMark/>
+          </w:tcPr>
+          <w:p>
+            <w:pPr>
+              <w:spacing w:after="160" w:line="259" w:lineRule="auto"/>
+              <w:rPr>
+                <w:sz w:val="18"/>
+                <w:szCs w:val="18"/>
+              </w:rPr>
+            </w:pPr>
+            <w:r>
+              <w:rPr>
+                <w:sz w:val="18"/>
+                <w:szCs w:val="18"/>
+              </w:rPr>
+              <w:t>Line-Ordered Pattern: (v)-</w:t>
+            </w:r>
+            <w:proofErr w:type="gramStart"/>
+            <w:r>
+              <w:rPr>
+                <w:sz w:val="18"/>
+                <w:szCs w:val="18"/>
+              </w:rPr>
+              <w:t>[:REASSIGNED</w:t>
+            </w:r>
+            <w:proofErr w:type="gramEnd"/>
+            <w:r>
+              <w:rPr>
+                <w:sz w:val="18"/>
+                <w:szCs w:val="18"/>
+              </w:rPr>
+              <w:t>_AT]-&gt;(loc)</w:t>
+            </w:r>
+          </w:p>
+        </w:tc>
+      </w:tr>
+      <w:tr>
+        <w:trPr>
+          <w:trHeight w:val="20"/>
+        </w:trPr>
+        <w:tc>
+          <w:tcPr>
+            <w:tcW w:w="625" w:type="dxa"/>
+            <w:hideMark/>
+          </w:tcPr>
+          <w:p>
+            <w:pPr>
+              <w:spacing w:after="160" w:line="259" w:lineRule="auto"/>
+              <w:rPr>
+                <w:sz w:val="18"/>
+                <w:szCs w:val="18"/>
+              </w:rPr>
+            </w:pPr>
+            <w:r>
+              <w:rPr>
+                <w:b/>
+                <w:bCs/>
+                <w:sz w:val="18"/>
+                <w:szCs w:val="18"/>
+              </w:rPr>
+              <w:t>12</w:t>
+            </w:r>
+          </w:p>
+        </w:tc>
+        <w:tc>
+          <w:tcPr>
+            <w:tcW w:w="2523" w:type="dxa"/>
+            <w:hideMark/>
+          </w:tcPr>
+          <w:p>
+            <w:pPr>
+              <w:spacing w:after="160" w:line="259" w:lineRule="auto"/>
+              <w:rPr>
+                <w:sz w:val="18"/>
+                <w:szCs w:val="18"/>
+              </w:rPr>
+            </w:pPr>
+            <w:r>
+              <w:rPr>
+                <w:b/>
+                <w:bCs/>
+                <w:sz w:val="18"/>
+                <w:szCs w:val="18"/>
+              </w:rPr>
+              <w:t>Module Coupling</w:t>
+            </w:r>
+          </w:p>
+        </w:tc>
+        <w:tc>
+          <w:tcPr>
+            <w:tcW w:w="3237" w:type="dxa"/>
+            <w:hideMark/>
+          </w:tcPr>
+          <w:p>
+            <w:pPr>
+              <w:spacing w:after="160" w:line="259" w:lineRule="auto"/>
+              <w:rPr>
+                <w:sz w:val="18"/>
+                <w:szCs w:val="18"/>
+              </w:rPr>
+            </w:pPr>
+            <w:r>
+              <w:rPr>
+                <w:b/>
+                <w:bCs/>
+                <w:sz w:val="18"/>
+                <w:szCs w:val="18"/>
+              </w:rPr>
+              <w:t>Family 6: Community &amp; Topology</w:t>
+            </w:r>
+          </w:p>
+        </w:tc>
+        <w:tc>
+          <w:tcPr>
+            <w:tcW w:w="3780" w:type="dxa"/>
+            <w:hideMark/>
+          </w:tcPr>
+          <w:p>
+            <w:pPr>
+              <w:spacing w:after="160" w:line="259" w:lineRule="auto"/>
+              <w:rPr>
+                <w:sz w:val="18"/>
+                <w:szCs w:val="18"/>
+              </w:rPr>
+            </w:pPr>
+            <w:r>
+              <w:rPr>
+                <w:sz w:val="18"/>
+                <w:szCs w:val="18"/>
+              </w:rPr>
+              <w:t>Strongly Connected Components (</w:t>
+            </w:r>
+            <w:proofErr w:type="spellStart"/>
+            <w:proofErr w:type="gramStart"/>
+            <w:r>
+              <w:rPr>
+                <w:sz w:val="18"/>
+                <w:szCs w:val="18"/>
+              </w:rPr>
+              <w:t>gds.scc.stream</w:t>
+            </w:r>
+            <w:proofErr w:type="spellEnd"/>
+            <w:proofErr w:type="gramEnd"/>
+            <w:r>
+              <w:rPr>
+                <w:sz w:val="18"/>
+                <w:szCs w:val="18"/>
+              </w:rPr>
+              <w:t>)</w:t>
+            </w:r>
+          </w:p>
+        </w:tc>
+      </w:tr>
+      <w:tr>
+        <w:trPr>
+          <w:trHeight w:val="20"/>
+        </w:trPr>
+        <w:tc>
+          <w:tcPr>
+            <w:tcW w:w="625" w:type="dxa"/>
+            <w:hideMark/>
+          </w:tcPr>
+          <w:p>
+            <w:pPr>
+              <w:spacing w:after="160" w:line="259" w:lineRule="auto"/>
+              <w:rPr>
+                <w:sz w:val="18"/>
+                <w:szCs w:val="18"/>
+              </w:rPr>
+            </w:pPr>
+            <w:r>
+              <w:rPr>
+                <w:b/>
+                <w:bCs/>
+                <w:sz w:val="18"/>
+                <w:szCs w:val="18"/>
+              </w:rPr>
+              <w:t>13</w:t>
+            </w:r>
+          </w:p>
+        </w:tc>
+        <w:tc>
+          <w:tcPr>
+            <w:tcW w:w="2523" w:type="dxa"/>
+            <w:hideMark/>
+          </w:tcPr>
+          <w:p>
+            <w:pPr>
+              <w:spacing w:after="160" w:line="259" w:lineRule="auto"/>
+              <w:rPr>
+                <w:sz w:val="18"/>
+                <w:szCs w:val="18"/>
+              </w:rPr>
+            </w:pPr>
+            <w:r>
+              <w:rPr>
+                <w:b/>
+                <w:bCs/>
+                <w:sz w:val="18"/>
+                <w:szCs w:val="18"/>
+              </w:rPr>
+              <w:t>Dead Code &amp; Orphans</w:t>
+            </w:r>
+          </w:p>
+        </w:tc>
+        <w:tc>
+          <w:tcPr>
+            <w:tcW w:w="3237" w:type="dxa"/>
+            <w:hideMark/>
+          </w:tcPr>
+          <w:p>
+            <w:pPr>
+              <w:spacing w:after="160" w:line="259" w:lineRule="auto"/>
+              <w:rPr>
+                <w:sz w:val="18"/>
+                <w:szCs w:val="18"/>
+              </w:rPr>
+            </w:pPr>
+            <w:r>
+              <w:rPr>
+                <w:b/>
+                <w:bCs/>
+                <w:sz w:val="18"/>
+                <w:szCs w:val="18"/>
+              </w:rPr>
+              <w:t>Family 5: Centrality &amp; Importance</w:t>
+            </w:r>
+          </w:p>
+        </w:tc>
+        <w:tc>
+          <w:tcPr>
+            <w:tcW w:w="3780" w:type="dxa"/>
+            <w:hideMark/>
+          </w:tcPr>
+          <w:p>
+            <w:pPr>
+              <w:spacing w:after="160" w:line="259" w:lineRule="auto"/>
+              <w:rPr>
+                <w:sz w:val="18"/>
+                <w:szCs w:val="18"/>
+              </w:rPr>
+            </w:pPr>
+            <w:r>
+              <w:rPr>
+                <w:sz w:val="18"/>
+                <w:szCs w:val="18"/>
+              </w:rPr>
+              <w:t>In-Degree Centrality (</w:t>
+            </w:r>
+            <w:proofErr w:type="spellStart"/>
+            <w:r>
+              <w:rPr>
+                <w:sz w:val="18"/>
+                <w:szCs w:val="18"/>
+              </w:rPr>
+              <w:t>in_</w:t>
+            </w:r>
+            <w:proofErr w:type="gramStart"/>
+            <w:r>
+              <w:rPr>
+                <w:sz w:val="18"/>
+                <w:szCs w:val="18"/>
+              </w:rPr>
+              <w:t>degree</w:t>
+            </w:r>
+            <w:proofErr w:type="spellEnd"/>
+            <w:r>
+              <w:rPr>
+                <w:sz w:val="18"/>
+                <w:szCs w:val="18"/>
+              </w:rPr>
+              <w:t>(</w:t>
+            </w:r>
+            <w:proofErr w:type="gramEnd"/>
+            <w:r>
+              <w:rPr>
+                <w:sz w:val="18"/>
+                <w:szCs w:val="18"/>
+              </w:rPr>
+              <w:t>CALLS) == 0)</w:t>
+            </w:r>
+          </w:p>
+        </w:tc>
+      </w:tr>
+      <w:tr>
+        <w:trPr>
+          <w:trHeight w:val="20"/>
+        </w:trPr>
+        <w:tc>
+          <w:tcPr>
+            <w:tcW w:w="625" w:type="dxa"/>
+            <w:hideMark/>
+          </w:tcPr>
+          <w:p>
+            <w:pPr>
+              <w:spacing w:after="160" w:line="259" w:lineRule="auto"/>
+              <w:rPr>
+                <w:sz w:val="18"/>
+                <w:szCs w:val="18"/>
+              </w:rPr>
+            </w:pPr>
+            <w:r>
+              <w:rPr>
+                <w:b/>
+                <w:bCs/>
+                <w:sz w:val="18"/>
+                <w:szCs w:val="18"/>
+              </w:rPr>
+              <w:t>14</w:t>
+            </w:r>
+          </w:p>
+        </w:tc>
+        <w:tc>
+          <w:tcPr>
+            <w:tcW w:w="2523" w:type="dxa"/>
+            <w:hideMark/>
+          </w:tcPr>
+          <w:p>
+            <w:pPr>
+              <w:spacing w:after="160" w:line="259" w:lineRule="auto"/>
+              <w:rPr>
+                <w:sz w:val="18"/>
+                <w:szCs w:val="18"/>
+              </w:rPr>
+            </w:pPr>
+            <w:r>
+              <w:rPr>
+                <w:b/>
+                <w:bCs/>
+                <w:sz w:val="18"/>
+                <w:szCs w:val="18"/>
+              </w:rPr>
+              <w:t>Security / Taint Analysis</w:t>
+            </w:r>
+          </w:p>
+        </w:tc>
+        <w:tc>
+          <w:tcPr>
+            <w:tcW w:w="3237" w:type="dxa"/>
+            <w:hideMark/>
+          </w:tcPr>
+          <w:p>
+            <w:pPr>
+              <w:spacing w:after="160" w:line="259" w:lineRule="auto"/>
+              <w:rPr>
+                <w:sz w:val="18"/>
+                <w:szCs w:val="18"/>
+              </w:rPr>
+            </w:pPr>
+            <w:r>
+              <w:rPr>
+                <w:b/>
+                <w:bCs/>
+                <w:sz w:val="18"/>
+                <w:szCs w:val="18"/>
+              </w:rPr>
+              <w:t xml:space="preserve">Family 2: Exhaustive </w:t>
+            </w:r>
+            <w:proofErr w:type="gramStart"/>
+            <w:r>
+              <w:rPr>
+                <w:b/>
+                <w:bCs/>
+                <w:sz w:val="18"/>
+                <w:szCs w:val="18"/>
+              </w:rPr>
+              <w:t>Path-Finding</w:t>
+            </w:r>
+            <w:proofErr w:type="gramEnd"/>
+          </w:p>
+        </w:tc>
+        <w:tc>
+          <w:tcPr>
+            <w:tcW w:w="3780" w:type="dxa"/>
+            <w:hideMark/>
+          </w:tcPr>
+          <w:p>
+            <w:pPr>
+              <w:spacing w:after="160" w:line="259" w:lineRule="auto"/>
+              <w:rPr>
+                <w:sz w:val="18"/>
+                <w:szCs w:val="18"/>
+              </w:rPr>
+            </w:pPr>
+            <w:proofErr w:type="spellStart"/>
+            <w:proofErr w:type="gramStart"/>
+            <w:r>
+              <w:rPr>
+                <w:sz w:val="18"/>
+                <w:szCs w:val="18"/>
+              </w:rPr>
+              <w:t>allShortestPaths</w:t>
+            </w:r>
+            <w:proofErr w:type="spellEnd"/>
+            <w:r>
+              <w:rPr>
+                <w:sz w:val="18"/>
+                <w:szCs w:val="18"/>
+              </w:rPr>
+              <w:t>((</w:t>
+            </w:r>
+            <w:proofErr w:type="spellStart"/>
+            <w:r>
+              <w:rPr>
+                <w:sz w:val="18"/>
+                <w:szCs w:val="18"/>
+              </w:rPr>
+              <w:t>src:Input</w:t>
+            </w:r>
+            <w:proofErr w:type="spellEnd"/>
+            <w:proofErr w:type="gramEnd"/>
+            <w:r>
+              <w:rPr>
+                <w:sz w:val="18"/>
+                <w:szCs w:val="18"/>
+              </w:rPr>
+              <w:t>)-[*]-&gt;(</w:t>
+            </w:r>
+            <w:proofErr w:type="spellStart"/>
+            <w:r>
+              <w:rPr>
+                <w:sz w:val="18"/>
+                <w:szCs w:val="18"/>
+              </w:rPr>
+              <w:t>sink:DB</w:t>
+            </w:r>
+            <w:proofErr w:type="spellEnd"/>
+            <w:r>
+              <w:rPr>
+                <w:sz w:val="18"/>
+                <w:szCs w:val="18"/>
+              </w:rPr>
+              <w:t>))</w:t>
+            </w:r>
+          </w:p>
+        </w:tc>
+      </w:tr>
+      <w:tr>
+        <w:trPr>
+          <w:trHeight w:val="20"/>
+        </w:trPr>
+        <w:tc>
+          <w:tcPr>
+            <w:tcW w:w="625" w:type="dxa"/>
+            <w:hideMark/>
+          </w:tcPr>
+          <w:p>
+            <w:pPr>
+              <w:spacing w:after="160" w:line="259" w:lineRule="auto"/>
+              <w:rPr>
+                <w:sz w:val="18"/>
+                <w:szCs w:val="18"/>
+              </w:rPr>
+            </w:pPr>
+            <w:r>
+              <w:rPr>
+                <w:b/>
+                <w:bCs/>
+                <w:sz w:val="18"/>
+                <w:szCs w:val="18"/>
+              </w:rPr>
+              <w:t>15</w:t>
+            </w:r>
+          </w:p>
+        </w:tc>
+        <w:tc>
+          <w:tcPr>
+            <w:tcW w:w="2523" w:type="dxa"/>
+            <w:hideMark/>
+          </w:tcPr>
+          <w:p>
+            <w:pPr>
+              <w:spacing w:after="160" w:line="259" w:lineRule="auto"/>
+              <w:rPr>
+                <w:sz w:val="18"/>
+                <w:szCs w:val="18"/>
+              </w:rPr>
+            </w:pPr>
+            <w:r>
+              <w:rPr>
+                <w:b/>
+                <w:bCs/>
+                <w:sz w:val="18"/>
+                <w:szCs w:val="18"/>
+              </w:rPr>
+              <w:t>Error Handling Propagation</w:t>
+            </w:r>
+          </w:p>
+        </w:tc>
+        <w:tc>
+          <w:tcPr>
+            <w:tcW w:w="3237" w:type="dxa"/>
+            <w:hideMark/>
+          </w:tcPr>
+          <w:p>
+            <w:pPr>
+              <w:spacing w:after="160" w:line="259" w:lineRule="auto"/>
+              <w:rPr>
+                <w:sz w:val="18"/>
+                <w:szCs w:val="18"/>
+              </w:rPr>
+            </w:pPr>
+            <w:r>
+              <w:rPr>
+                <w:b/>
+                <w:bCs/>
+                <w:sz w:val="18"/>
+                <w:szCs w:val="18"/>
+              </w:rPr>
+              <w:t>Family 3: Subgraph Pattern Match</w:t>
+            </w:r>
+          </w:p>
+        </w:tc>
+        <w:tc>
+          <w:tcPr>
+            <w:tcW w:w="3780" w:type="dxa"/>
+            <w:hideMark/>
+          </w:tcPr>
+          <w:p>
+            <w:pPr>
+              <w:spacing w:after="160" w:line="259" w:lineRule="auto"/>
+              <w:rPr>
+                <w:sz w:val="18"/>
+                <w:szCs w:val="18"/>
+              </w:rPr>
+            </w:pPr>
+            <w:r>
+              <w:rPr>
+                <w:sz w:val="18"/>
+                <w:szCs w:val="18"/>
+              </w:rPr>
+              <w:t>Exception Subgraph: (</w:t>
+            </w:r>
+            <w:proofErr w:type="spellStart"/>
+            <w:r>
+              <w:rPr>
+                <w:sz w:val="18"/>
+                <w:szCs w:val="18"/>
+              </w:rPr>
+              <w:t>fn</w:t>
+            </w:r>
+            <w:proofErr w:type="spellEnd"/>
+            <w:r>
+              <w:rPr>
+                <w:sz w:val="18"/>
+                <w:szCs w:val="18"/>
+              </w:rPr>
+              <w:t>)-</w:t>
+            </w:r>
+            <w:proofErr w:type="gramStart"/>
+            <w:r>
+              <w:rPr>
+                <w:sz w:val="18"/>
+                <w:szCs w:val="18"/>
+              </w:rPr>
+              <w:t>[:THROWS</w:t>
+            </w:r>
+            <w:proofErr w:type="gramEnd"/>
+            <w:r>
+              <w:rPr>
+                <w:sz w:val="18"/>
+                <w:szCs w:val="18"/>
+              </w:rPr>
+              <w:t>]-&gt;(e)&lt;-</w:t>
+            </w:r>
+            <w:proofErr w:type="gramStart"/>
+            <w:r>
+              <w:rPr>
+                <w:sz w:val="18"/>
+                <w:szCs w:val="18"/>
+              </w:rPr>
+              <w:t>[:CATCHES</w:t>
+            </w:r>
+            <w:proofErr w:type="gramEnd"/>
+            <w:r>
+              <w:rPr>
+                <w:sz w:val="18"/>
+                <w:szCs w:val="18"/>
+              </w:rPr>
+              <w:t>]-(c)</w:t>
+            </w:r>
+          </w:p>
+        </w:tc>
+      </w:tr>
+      <w:tr>
+        <w:trPr>
+          <w:trHeight w:val="20"/>
+        </w:trPr>
+        <w:tc>
+          <w:tcPr>
+            <w:tcW w:w="625" w:type="dxa"/>
+            <w:hideMark/>
+          </w:tcPr>
+          <w:p>
+            <w:pPr>
+              <w:spacing w:after="160" w:line="259" w:lineRule="auto"/>
+              <w:rPr>
+                <w:sz w:val="18"/>
+                <w:szCs w:val="18"/>
+              </w:rPr>
+            </w:pPr>
+            <w:r>
+              <w:rPr>
+                <w:b/>
+                <w:bCs/>
+                <w:sz w:val="18"/>
+                <w:szCs w:val="18"/>
+              </w:rPr>
+              <w:t>16</w:t>
+            </w:r>
+          </w:p>
+        </w:tc>
+        <w:tc>
+          <w:tcPr>
+            <w:tcW w:w="2523" w:type="dxa"/>
+            <w:hideMark/>
+          </w:tcPr>
+          <w:p>
+            <w:pPr>
+              <w:spacing w:after="160" w:line="259" w:lineRule="auto"/>
+              <w:rPr>
+                <w:sz w:val="18"/>
+                <w:szCs w:val="18"/>
+              </w:rPr>
+            </w:pPr>
+            <w:r>
+              <w:rPr>
+                <w:b/>
+                <w:bCs/>
+                <w:sz w:val="18"/>
+                <w:szCs w:val="18"/>
+              </w:rPr>
+              <w:t>Business Logic Explanation</w:t>
+            </w:r>
+          </w:p>
+        </w:tc>
+        <w:tc>
+          <w:tcPr>
+            <w:tcW w:w="3237" w:type="dxa"/>
+            <w:hideMark/>
+          </w:tcPr>
+          <w:p>
+            <w:pPr>
+              <w:spacing w:after="160" w:line="259" w:lineRule="auto"/>
+              <w:rPr>
+                <w:sz w:val="18"/>
+                <w:szCs w:val="18"/>
+              </w:rPr>
+            </w:pPr>
+            <w:r>
+              <w:rPr>
+                <w:b/>
+                <w:bCs/>
+                <w:sz w:val="18"/>
+                <w:szCs w:val="18"/>
+              </w:rPr>
+              <w:t>Family 5: Centrality &amp; Importance</w:t>
+            </w:r>
+          </w:p>
+        </w:tc>
+        <w:tc>
+          <w:tcPr>
+            <w:tcW w:w="3780" w:type="dxa"/>
+            <w:hideMark/>
+          </w:tcPr>
+          <w:p>
+            <w:pPr>
+              <w:spacing w:after="160" w:line="259" w:lineRule="auto"/>
+              <w:rPr>
+                <w:sz w:val="18"/>
+                <w:szCs w:val="18"/>
+              </w:rPr>
+            </w:pPr>
+            <w:r>
+              <w:rPr>
+                <w:sz w:val="18"/>
+                <w:szCs w:val="18"/>
+              </w:rPr>
+              <w:t>Personalized PageRank (</w:t>
+            </w:r>
+            <w:proofErr w:type="spellStart"/>
+            <w:proofErr w:type="gramStart"/>
+            <w:r>
+              <w:rPr>
+                <w:sz w:val="18"/>
+                <w:szCs w:val="18"/>
+              </w:rPr>
+              <w:t>gds.pageRank</w:t>
+            </w:r>
+            <w:proofErr w:type="spellEnd"/>
+            <w:proofErr w:type="gramEnd"/>
+            <w:r>
+              <w:rPr>
+                <w:sz w:val="18"/>
+                <w:szCs w:val="18"/>
+              </w:rPr>
+              <w:t> from seeds)</w:t>
+            </w:r>
+          </w:p>
+        </w:tc>
+      </w:tr>
+      <w:tr>
+        <w:trPr>
+          <w:trHeight w:val="20"/>
+        </w:trPr>
+        <w:tc>
+          <w:tcPr>
+            <w:tcW w:w="625" w:type="dxa"/>
+            <w:hideMark/>
+          </w:tcPr>
+          <w:p>
+            <w:pPr>
+              <w:spacing w:after="160" w:line="259" w:lineRule="auto"/>
+              <w:rPr>
+                <w:sz w:val="18"/>
+                <w:szCs w:val="18"/>
+              </w:rPr>
+            </w:pPr>
+            <w:r>
+              <w:rPr>
+                <w:b/>
+                <w:bCs/>
+                <w:sz w:val="18"/>
+                <w:szCs w:val="18"/>
+              </w:rPr>
+              <w:t>17</w:t>
+            </w:r>
+          </w:p>
+        </w:tc>
+        <w:tc>
+          <w:tcPr>
+            <w:tcW w:w="2523" w:type="dxa"/>
+            <w:hideMark/>
+          </w:tcPr>
+          <w:p>
+            <w:pPr>
+              <w:spacing w:after="160" w:line="259" w:lineRule="auto"/>
+              <w:rPr>
+                <w:sz w:val="18"/>
+                <w:szCs w:val="18"/>
+              </w:rPr>
+            </w:pPr>
+            <w:r>
+              <w:rPr>
+                <w:b/>
+                <w:bCs/>
+                <w:sz w:val="18"/>
+                <w:szCs w:val="18"/>
+              </w:rPr>
+              <w:t>Type &amp; Class Hierarchy</w:t>
+            </w:r>
+          </w:p>
+        </w:tc>
+        <w:tc>
+          <w:tcPr>
+            <w:tcW w:w="3237" w:type="dxa"/>
+            <w:hideMark/>
+          </w:tcPr>
+          <w:p>
+            <w:pPr>
+              <w:spacing w:after="160" w:line="259" w:lineRule="auto"/>
+              <w:rPr>
+                <w:sz w:val="18"/>
+                <w:szCs w:val="18"/>
+              </w:rPr>
+            </w:pPr>
+            <w:r>
+              <w:rPr>
+                <w:b/>
+                <w:bCs/>
+                <w:sz w:val="18"/>
+                <w:szCs w:val="18"/>
+              </w:rPr>
+              <w:t>Family 4: Hierarchical DAG Traversal</w:t>
+            </w:r>
+          </w:p>
+        </w:tc>
+        <w:tc>
+          <w:tcPr>
+            <w:tcW w:w="3780" w:type="dxa"/>
+            <w:hideMark/>
+          </w:tcPr>
+          <w:p>
+            <w:pPr>
+              <w:spacing w:after="160" w:line="259" w:lineRule="auto"/>
+              <w:rPr>
+                <w:sz w:val="18"/>
+                <w:szCs w:val="18"/>
+              </w:rPr>
+            </w:pPr>
+            <w:r>
+              <w:rPr>
+                <w:sz w:val="18"/>
+                <w:szCs w:val="18"/>
+              </w:rPr>
+              <w:t>Polymorphic DAG Traversal (INHERITS|IMPLEMENTS*)</w:t>
+            </w:r>
+          </w:p>
+        </w:tc>
+      </w:tr>
+      <w:tr>
+        <w:trPr>
+          <w:trHeight w:val="20"/>
+        </w:trPr>
+        <w:tc>
+          <w:tcPr>
+            <w:tcW w:w="625" w:type="dxa"/>
+            <w:hideMark/>
+          </w:tcPr>
+          <w:p>
+            <w:pPr>
+              <w:spacing w:after="160" w:line="259" w:lineRule="auto"/>
+              <w:rPr>
+                <w:sz w:val="18"/>
+                <w:szCs w:val="18"/>
+              </w:rPr>
+            </w:pPr>
+            <w:r>
+              <w:rPr>
+                <w:b/>
+                <w:bCs/>
+                <w:sz w:val="18"/>
+                <w:szCs w:val="18"/>
+              </w:rPr>
+              <w:t>18</w:t>
+            </w:r>
+          </w:p>
+        </w:tc>
+        <w:tc>
+          <w:tcPr>
+            <w:tcW w:w="2523" w:type="dxa"/>
+            <w:hideMark/>
+          </w:tcPr>
+          <w:p>
+            <w:pPr>
+              <w:spacing w:after="160" w:line="259" w:lineRule="auto"/>
+              <w:rPr>
+                <w:sz w:val="18"/>
+                <w:szCs w:val="18"/>
+              </w:rPr>
+            </w:pPr>
+            <w:r>
+              <w:rPr>
+                <w:b/>
+                <w:bCs/>
+                <w:sz w:val="18"/>
+                <w:szCs w:val="18"/>
+              </w:rPr>
+              <w:t>Performance Bottlenecks</w:t>
+            </w:r>
+          </w:p>
+        </w:tc>
+        <w:tc>
+          <w:tcPr>
+            <w:tcW w:w="3237" w:type="dxa"/>
+            <w:hideMark/>
+          </w:tcPr>
+          <w:p>
+            <w:pPr>
+              <w:spacing w:after="160" w:line="259" w:lineRule="auto"/>
+              <w:rPr>
+                <w:sz w:val="18"/>
+                <w:szCs w:val="18"/>
+              </w:rPr>
+            </w:pPr>
+            <w:r>
+              <w:rPr>
+                <w:b/>
+                <w:bCs/>
+                <w:sz w:val="18"/>
+                <w:szCs w:val="18"/>
+              </w:rPr>
+              <w:t>Family 3: Subgraph Pattern Match</w:t>
+            </w:r>
+          </w:p>
+        </w:tc>
+        <w:tc>
+          <w:tcPr>
+            <w:tcW w:w="3780" w:type="dxa"/>
+            <w:hideMark/>
+          </w:tcPr>
+          <w:p>
+            <w:pPr>
+              <w:spacing w:after="160" w:line="259" w:lineRule="auto"/>
+              <w:rPr>
+                <w:sz w:val="18"/>
+                <w:szCs w:val="18"/>
+              </w:rPr>
+            </w:pPr>
+            <w:r>
+              <w:rPr>
+                <w:sz w:val="18"/>
+                <w:szCs w:val="18"/>
+              </w:rPr>
+              <w:t>Nested Loop Pattern: (</w:t>
+            </w:r>
+            <w:proofErr w:type="spellStart"/>
+            <w:r>
+              <w:rPr>
+                <w:sz w:val="18"/>
+                <w:szCs w:val="18"/>
+              </w:rPr>
+              <w:t>fn</w:t>
+            </w:r>
+            <w:proofErr w:type="spellEnd"/>
+            <w:r>
+              <w:rPr>
+                <w:sz w:val="18"/>
+                <w:szCs w:val="18"/>
+              </w:rPr>
+              <w:t>)-</w:t>
+            </w:r>
+            <w:proofErr w:type="gramStart"/>
+            <w:r>
+              <w:rPr>
+                <w:sz w:val="18"/>
+                <w:szCs w:val="18"/>
+              </w:rPr>
+              <w:t>[:HAS</w:t>
+            </w:r>
+            <w:proofErr w:type="gramEnd"/>
+            <w:r>
+              <w:rPr>
+                <w:sz w:val="18"/>
+                <w:szCs w:val="18"/>
+              </w:rPr>
+              <w:t>_LOOP]-&gt;()-</w:t>
+            </w:r>
+            <w:proofErr w:type="gramStart"/>
+            <w:r>
+              <w:rPr>
+                <w:sz w:val="18"/>
+                <w:szCs w:val="18"/>
+              </w:rPr>
+              <w:t>[:CALLS</w:t>
+            </w:r>
+            <w:proofErr w:type="gramEnd"/>
+            <w:r>
+              <w:rPr>
+                <w:sz w:val="18"/>
+                <w:szCs w:val="18"/>
+              </w:rPr>
+              <w:t>]-&gt;(sink)</w:t>
+            </w:r>
+          </w:p>
+        </w:tc>
+      </w:tr>
+      <w:tr>
+        <w:trPr>
+          <w:trHeight w:val="20"/>
+        </w:trPr>
+        <w:tc>
+          <w:tcPr>
+            <w:tcW w:w="625" w:type="dxa"/>
+            <w:hideMark/>
+          </w:tcPr>
+          <w:p>
+            <w:pPr>
+              <w:spacing w:after="160" w:line="259" w:lineRule="auto"/>
+              <w:rPr>
+                <w:sz w:val="18"/>
+                <w:szCs w:val="18"/>
+              </w:rPr>
+            </w:pPr>
+            <w:r>
+              <w:rPr>
+                <w:b/>
+                <w:bCs/>
+                <w:sz w:val="18"/>
+                <w:szCs w:val="18"/>
+              </w:rPr>
+              <w:t>19</w:t>
+            </w:r>
+          </w:p>
+        </w:tc>
+        <w:tc>
+          <w:tcPr>
+            <w:tcW w:w="2523" w:type="dxa"/>
+            <w:hideMark/>
+          </w:tcPr>
+          <w:p>
+            <w:pPr>
+              <w:spacing w:after="160" w:line="259" w:lineRule="auto"/>
+              <w:rPr>
+                <w:sz w:val="18"/>
+                <w:szCs w:val="18"/>
+              </w:rPr>
+            </w:pPr>
+            <w:r>
+              <w:rPr>
+                <w:b/>
+                <w:bCs/>
+                <w:sz w:val="18"/>
+                <w:szCs w:val="18"/>
+              </w:rPr>
+              <w:t>Test Coverage Tracing</w:t>
+            </w:r>
+          </w:p>
+        </w:tc>
+        <w:tc>
+          <w:tcPr>
+            <w:tcW w:w="3237" w:type="dxa"/>
+            <w:hideMark/>
+          </w:tcPr>
+          <w:p>
+            <w:pPr>
+              <w:spacing w:after="160" w:line="259" w:lineRule="auto"/>
+              <w:rPr>
+                <w:sz w:val="18"/>
+                <w:szCs w:val="18"/>
+              </w:rPr>
+            </w:pPr>
+            <w:r>
+              <w:rPr>
+                <w:b/>
+                <w:bCs/>
+                <w:sz w:val="18"/>
+                <w:szCs w:val="18"/>
+              </w:rPr>
+              <w:t>Family 1: Variable-Depth Traversal</w:t>
+            </w:r>
+          </w:p>
+        </w:tc>
+        <w:tc>
+          <w:tcPr>
+            <w:tcW w:w="3780" w:type="dxa"/>
+            <w:hideMark/>
+          </w:tcPr>
+          <w:p>
+            <w:pPr>
+              <w:spacing w:after="160" w:line="259" w:lineRule="auto"/>
+              <w:rPr>
+                <w:sz w:val="18"/>
+                <w:szCs w:val="18"/>
+              </w:rPr>
+            </w:pPr>
+            <w:r>
+              <w:rPr>
+                <w:sz w:val="18"/>
+                <w:szCs w:val="18"/>
+              </w:rPr>
+              <w:t>Reverse Bipartite Hop: (</w:t>
+            </w:r>
+            <w:proofErr w:type="spellStart"/>
+            <w:proofErr w:type="gramStart"/>
+            <w:r>
+              <w:rPr>
+                <w:sz w:val="18"/>
+                <w:szCs w:val="18"/>
+              </w:rPr>
+              <w:t>test:TestFile</w:t>
+            </w:r>
+            <w:proofErr w:type="spellEnd"/>
+            <w:proofErr w:type="gramEnd"/>
+            <w:r>
+              <w:rPr>
+                <w:sz w:val="18"/>
+                <w:szCs w:val="18"/>
+              </w:rPr>
+              <w:t>)-</w:t>
+            </w:r>
+            <w:proofErr w:type="gramStart"/>
+            <w:r>
+              <w:rPr>
+                <w:sz w:val="18"/>
+                <w:szCs w:val="18"/>
+              </w:rPr>
+              <w:t>[:CALLS</w:t>
+            </w:r>
+            <w:proofErr w:type="gramEnd"/>
+            <w:r>
+              <w:rPr>
+                <w:sz w:val="18"/>
+                <w:szCs w:val="18"/>
+              </w:rPr>
+              <w:t>*]-&gt;(</w:t>
+            </w:r>
+            <w:proofErr w:type="spellStart"/>
+            <w:r>
+              <w:rPr>
+                <w:sz w:val="18"/>
+                <w:szCs w:val="18"/>
+              </w:rPr>
+              <w:t>fn</w:t>
+            </w:r>
+            <w:proofErr w:type="spellEnd"/>
+            <w:r>
+              <w:rPr>
+                <w:sz w:val="18"/>
+                <w:szCs w:val="18"/>
+              </w:rPr>
+              <w:t>)</w:t>
+            </w:r>
+          </w:p>
+        </w:tc>
+      </w:tr>
+      <w:tr>
+        <w:trPr>
+          <w:trHeight w:val="20"/>
+        </w:trPr>
+        <w:tc>
+          <w:tcPr>
+            <w:tcW w:w="625" w:type="dxa"/>
+            <w:hideMark/>
+          </w:tcPr>
+          <w:p>
+            <w:pPr>
+              <w:spacing w:after="160" w:line="259" w:lineRule="auto"/>
+              <w:rPr>
+                <w:sz w:val="18"/>
+                <w:szCs w:val="18"/>
+              </w:rPr>
+            </w:pPr>
+            <w:r>
+              <w:rPr>
+                <w:b/>
+                <w:bCs/>
+                <w:sz w:val="18"/>
+                <w:szCs w:val="18"/>
+              </w:rPr>
+              <w:t>20</w:t>
+            </w:r>
+          </w:p>
+        </w:tc>
+        <w:tc>
+          <w:tcPr>
+            <w:tcW w:w="2523" w:type="dxa"/>
+            <w:hideMark/>
+          </w:tcPr>
+          <w:p>
+            <w:pPr>
+              <w:spacing w:after="160" w:line="259" w:lineRule="auto"/>
+              <w:rPr>
+                <w:sz w:val="18"/>
+                <w:szCs w:val="18"/>
+              </w:rPr>
+            </w:pPr>
+            <w:r>
+              <w:rPr>
+                <w:b/>
+                <w:bCs/>
+                <w:sz w:val="18"/>
+                <w:szCs w:val="18"/>
+              </w:rPr>
+              <w:t>API Surface Inspection</w:t>
+            </w:r>
+          </w:p>
+        </w:tc>
+        <w:tc>
+          <w:tcPr>
+            <w:tcW w:w="3237" w:type="dxa"/>
+            <w:hideMark/>
+          </w:tcPr>
+          <w:p>
+            <w:pPr>
+              <w:spacing w:after="160" w:line="259" w:lineRule="auto"/>
+              <w:rPr>
+                <w:sz w:val="18"/>
+                <w:szCs w:val="18"/>
+              </w:rPr>
+            </w:pPr>
+            <w:r>
+              <w:rPr>
+                <w:b/>
+                <w:bCs/>
+                <w:sz w:val="18"/>
+                <w:szCs w:val="18"/>
+              </w:rPr>
+              <w:t>Family 3: Subgraph Pattern Match</w:t>
+            </w:r>
+          </w:p>
+        </w:tc>
+        <w:tc>
+          <w:tcPr>
+            <w:tcW w:w="3780" w:type="dxa"/>
+            <w:hideMark/>
+          </w:tcPr>
+          <w:p>
+            <w:pPr>
+              <w:spacing w:after="160" w:line="259" w:lineRule="auto"/>
+              <w:rPr>
+                <w:sz w:val="18"/>
+                <w:szCs w:val="18"/>
+              </w:rPr>
+            </w:pPr>
+            <w:r>
+              <w:rPr>
+                <w:sz w:val="18"/>
+                <w:szCs w:val="18"/>
+              </w:rPr>
+              <w:t>Decorator Pattern: (</w:t>
+            </w:r>
+            <w:proofErr w:type="spellStart"/>
+            <w:proofErr w:type="gramStart"/>
+            <w:r>
+              <w:rPr>
+                <w:sz w:val="18"/>
+                <w:szCs w:val="18"/>
+              </w:rPr>
+              <w:t>r:Route</w:t>
+            </w:r>
+            <w:proofErr w:type="spellEnd"/>
+            <w:proofErr w:type="gramEnd"/>
+            <w:r>
+              <w:rPr>
+                <w:sz w:val="18"/>
+                <w:szCs w:val="18"/>
+              </w:rPr>
+              <w:t>)-</w:t>
+            </w:r>
+            <w:proofErr w:type="gramStart"/>
+            <w:r>
+              <w:rPr>
+                <w:sz w:val="18"/>
+                <w:szCs w:val="18"/>
+              </w:rPr>
+              <w:t>[:EXPOSES</w:t>
+            </w:r>
+            <w:proofErr w:type="gramEnd"/>
+            <w:r>
+              <w:rPr>
+                <w:sz w:val="18"/>
+                <w:szCs w:val="18"/>
+              </w:rPr>
+              <w:t>]-&gt;(</w:t>
+            </w:r>
+            <w:proofErr w:type="spellStart"/>
+            <w:r>
+              <w:rPr>
+                <w:sz w:val="18"/>
+                <w:szCs w:val="18"/>
+              </w:rPr>
+              <w:t>fn</w:t>
+            </w:r>
+            <w:proofErr w:type="spellEnd"/>
+            <w:r>
+              <w:rPr>
+                <w:sz w:val="18"/>
+                <w:szCs w:val="18"/>
+              </w:rPr>
+              <w:t>)</w:t>
+            </w:r>
+          </w:p>
+        </w:tc>
+      </w:tr>
+    </w:tbl>
+    <w:p>
+      <w:r>
+        <w:pict w14:anchorId="3F491F62">
+          <v:rect id="_x0000_i1051" style="width:564pt;height:.75pt" o:hrpct="0" o:hralign="center" o:hrstd="t" o:hr="t" fillcolor="#a0a0a0" stroked="f"/>
+        </w:pict>
+      </w:r>
+    </w:p>
+    <w:p>
+      <w:r>
+        <w:lastRenderedPageBreak/>
+        <w:t>Detailed Breakdown by Algorithm Family</w:t>
+      </w:r>
+    </w:p>
+    <w:p>
+      <w:r>
+        <w:rPr>
+          <w:rFonts w:ascii="Segoe UI Emoji" w:hAnsi="Segoe UI Emoji" w:cs="Segoe UI Emoji"/>
+        </w:rPr>
+        <w:t>🔵</w:t>
+      </w:r>
+      <w:r>
+        <w:t xml:space="preserve"> Family 1: Variable-Depth Path Traversal (4 Tasks)</w:t>
+      </w:r>
+    </w:p>
+    <w:p>
+      <w:pPr>
+        <w:numPr>
+          <w:ilvl w:val="0"/>
+          <w:numId w:val="21"/>
+        </w:numPr>
+      </w:pPr>
+      <w:r>
+        <w:rPr>
+          <w:b/>
+          <w:bCs/>
+        </w:rPr>
+        <w:t>Tasks:</w:t>
+      </w:r>
+      <w:r>
+        <w:t> #1 (Upstream Calls), #2 (Downstream Calls), #4 (Parameter Lineage), #19 (Test Coverage Tracing)</w:t>
+      </w:r>
+    </w:p>
+    <w:p>
+      <w:pPr>
+        <w:numPr>
+          <w:ilvl w:val="0"/>
+          <w:numId w:val="21"/>
+        </w:numPr>
+      </w:pPr>
+      <w:r>
+        <w:rPr>
+          <w:b/>
+          <w:bCs/>
+        </w:rPr>
+        <w:t>Why they belong here:</w:t>
+      </w:r>
+      <w:r>
+        <w:t> These tasks involve walking sequentially along execution call edges (CALLS) forward or backward to construct exact line-by-line call stacks.</w:t>
+      </w:r>
+    </w:p>
+    <w:p>
+      <w:r>
+        <w:rPr>
+          <w:rFonts w:ascii="Segoe UI Emoji" w:hAnsi="Segoe UI Emoji" w:cs="Segoe UI Emoji"/>
+        </w:rPr>
+        <w:t>🔴</w:t>
+      </w:r>
+      <w:r>
+        <w:t xml:space="preserve"> Family 2: Exhaustive </w:t>
+      </w:r>
+      <w:proofErr w:type="gramStart"/>
+      <w:r>
+        <w:t>Path-Finding</w:t>
+      </w:r>
+      <w:proofErr w:type="gramEnd"/>
+      <w:r>
+        <w:t xml:space="preserve"> (2 Tasks)</w:t>
+      </w:r>
+    </w:p>
+    <w:p>
+      <w:pPr>
+        <w:numPr>
+          <w:ilvl w:val="0"/>
+          <w:numId w:val="22"/>
+        </w:numPr>
+      </w:pPr>
+      <w:proofErr w:type="gramStart"/>
+      <w:r>
+        <w:rPr>
+          <w:b/>
+          <w:bCs/>
+        </w:rPr>
+        <w:t>Tasks:</w:t>
+      </w:r>
+      <w:r>
+        <w:t> #</w:t>
+      </w:r>
+      <w:proofErr w:type="gramEnd"/>
+      <w:r>
+        <w:t>3 (Blast Radius &amp; Impact Analysis</w:t>
+      </w:r>
+      <w:proofErr w:type="gramStart"/>
+      <w:r>
+        <w:t>), #</w:t>
+      </w:r>
+      <w:proofErr w:type="gramEnd"/>
+      <w:r>
+        <w:t>14 (Security / Taint Analysis)</w:t>
+      </w:r>
+    </w:p>
+    <w:p>
+      <w:pPr>
+        <w:numPr>
+          <w:ilvl w:val="0"/>
+          <w:numId w:val="22"/>
+        </w:numPr>
+      </w:pPr>
+      <w:r>
+        <w:rPr>
+          <w:b/>
+          <w:bCs/>
+        </w:rPr>
+        <w:t>Why they belong here:</w:t>
+      </w:r>
+      <w:r>
+        <w:t> These tasks require identifying </w:t>
+      </w:r>
+      <w:r>
+        <w:rPr>
+          <w:b/>
+          <w:bCs/>
+        </w:rPr>
+        <w:t>EVERY SINGLE</w:t>
+      </w:r>
+      <w:r>
+        <w:t xml:space="preserve"> path between a starting node and target </w:t>
+      </w:r>
+      <w:proofErr w:type="gramStart"/>
+      <w:r>
+        <w:t>node</w:t>
+      </w:r>
+      <w:proofErr w:type="gramEnd"/>
+      <w:r>
+        <w:t xml:space="preserve"> so no security bypasses or downstream breakage risks are missed.</w:t>
+      </w:r>
+    </w:p>
+    <w:p>
+      <w:r>
+        <w:rPr>
+          <w:rFonts w:ascii="Segoe UI Emoji" w:hAnsi="Segoe UI Emoji" w:cs="Segoe UI Emoji"/>
+        </w:rPr>
+        <w:t>🟢</w:t>
+      </w:r>
+      <w:r>
+        <w:t xml:space="preserve"> Family 3: Subgraph Pattern &amp; Motif Matching (8 Tasks)</w:t>
+      </w:r>
+    </w:p>
+    <w:p>
+      <w:pPr>
+        <w:numPr>
+          <w:ilvl w:val="0"/>
+          <w:numId w:val="23"/>
+        </w:numPr>
+      </w:pPr>
+      <w:proofErr w:type="gramStart"/>
+      <w:r>
+        <w:rPr>
+          <w:b/>
+          <w:bCs/>
+        </w:rPr>
+        <w:t>Tasks:</w:t>
+      </w:r>
+      <w:r>
+        <w:t> #</w:t>
+      </w:r>
+      <w:proofErr w:type="gramEnd"/>
+      <w:r>
+        <w:t>5 (Class Mutability</w:t>
+      </w:r>
+      <w:proofErr w:type="gramStart"/>
+      <w:r>
+        <w:t>), #</w:t>
+      </w:r>
+      <w:proofErr w:type="gramEnd"/>
+      <w:r>
+        <w:t>7 (Global Vars</w:t>
+      </w:r>
+      <w:proofErr w:type="gramStart"/>
+      <w:r>
+        <w:t>), #</w:t>
+      </w:r>
+      <w:proofErr w:type="gramEnd"/>
+      <w:r>
+        <w:t>8 (Local Defaults</w:t>
+      </w:r>
+      <w:proofErr w:type="gramStart"/>
+      <w:r>
+        <w:t>), #</w:t>
+      </w:r>
+      <w:proofErr w:type="gramEnd"/>
+      <w:r>
+        <w:t>9 (Env Vars</w:t>
+      </w:r>
+      <w:proofErr w:type="gramStart"/>
+      <w:r>
+        <w:t>), #</w:t>
+      </w:r>
+      <w:proofErr w:type="gramEnd"/>
+      <w:r>
+        <w:t>11 (State Mutations</w:t>
+      </w:r>
+      <w:proofErr w:type="gramStart"/>
+      <w:r>
+        <w:t>), #</w:t>
+      </w:r>
+      <w:proofErr w:type="gramEnd"/>
+      <w:r>
+        <w:t>15 (Error Handling</w:t>
+      </w:r>
+      <w:proofErr w:type="gramStart"/>
+      <w:r>
+        <w:t>), #</w:t>
+      </w:r>
+      <w:proofErr w:type="gramEnd"/>
+      <w:r>
+        <w:t>18 (Performance Bottlenecks</w:t>
+      </w:r>
+      <w:proofErr w:type="gramStart"/>
+      <w:r>
+        <w:t>), #</w:t>
+      </w:r>
+      <w:proofErr w:type="gramEnd"/>
+      <w:r>
+        <w:t>20 (API Surface)</w:t>
+      </w:r>
+    </w:p>
+    <w:p>
+      <w:pPr>
+        <w:numPr>
+          <w:ilvl w:val="0"/>
+          <w:numId w:val="23"/>
+        </w:numPr>
+      </w:pPr>
+      <w:r>
+        <w:rPr>
+          <w:b/>
+          <w:bCs/>
+        </w:rPr>
+        <w:t>Why they belong here:</w:t>
+      </w:r>
+      <w:r>
+        <w:t> These tasks match specific structural shapes (e.g., Star graphs, Bipartite links, Decorator-to-Function links, or Loop-to-I/O links) in localized code regions.</w:t>
+      </w:r>
+    </w:p>
+    <w:p>
+      <w:r>
+        <w:rPr>
+          <w:rFonts w:ascii="Segoe UI Emoji" w:hAnsi="Segoe UI Emoji" w:cs="Segoe UI Emoji"/>
+        </w:rPr>
+        <w:t>🟡</w:t>
+      </w:r>
+      <w:r>
+        <w:t xml:space="preserve"> Family 4: Hierarchical &amp; Ancestry DAG Traversal (3 Tasks)</w:t>
+      </w:r>
+    </w:p>
+    <w:p>
+      <w:pPr>
+        <w:numPr>
+          <w:ilvl w:val="0"/>
+          <w:numId w:val="24"/>
+        </w:numPr>
+      </w:pPr>
+      <w:r>
+        <w:rPr>
+          <w:b/>
+          <w:bCs/>
+        </w:rPr>
+        <w:t>Tasks:</w:t>
+      </w:r>
+      <w:r>
+        <w:t> #6 (Inherited Attributes), #10 (Variable SSA Lineage), #17 (Type &amp; Class Hierarchy)</w:t>
+      </w:r>
+    </w:p>
+    <w:p>
+      <w:pPr>
+        <w:numPr>
+          <w:ilvl w:val="0"/>
+          <w:numId w:val="24"/>
+        </w:numPr>
+      </w:pPr>
+      <w:r>
+        <w:rPr>
+          <w:b/>
+          <w:bCs/>
+        </w:rPr>
+        <w:t>Why they belong here:</w:t>
+      </w:r>
+      <w:r>
+        <w:t> These tasks navigate directed acyclic graphs representing object-oriented inheritance, method resolution order (MRO), or data dependency derivation formulas.</w:t>
+      </w:r>
+    </w:p>
+    <w:p>
+      <w:r>
+        <w:rPr>
+          <w:rFonts w:ascii="Segoe UI Emoji" w:hAnsi="Segoe UI Emoji" w:cs="Segoe UI Emoji"/>
+        </w:rPr>
+        <w:t>🟣</w:t>
+      </w:r>
+      <w:r>
+        <w:t xml:space="preserve"> Family 5: Centrality &amp; Node Importance (2 Tasks)</w:t>
+      </w:r>
+    </w:p>
+    <w:p>
+      <w:pPr>
+        <w:numPr>
+          <w:ilvl w:val="0"/>
+          <w:numId w:val="25"/>
+        </w:numPr>
+      </w:pPr>
+      <w:proofErr w:type="gramStart"/>
+      <w:r>
+        <w:rPr>
+          <w:b/>
+          <w:bCs/>
+        </w:rPr>
+        <w:t>Tasks:</w:t>
+      </w:r>
+      <w:r>
+        <w:t> #</w:t>
+      </w:r>
+      <w:proofErr w:type="gramEnd"/>
+      <w:r>
+        <w:t>13 (Dead Code &amp; Orphans</w:t>
+      </w:r>
+      <w:proofErr w:type="gramStart"/>
+      <w:r>
+        <w:t>), #</w:t>
+      </w:r>
+      <w:proofErr w:type="gramEnd"/>
+      <w:r>
+        <w:t>16 (Business Logic Explanation)</w:t>
+      </w:r>
+    </w:p>
+    <w:p>
+      <w:pPr>
+        <w:numPr>
+          <w:ilvl w:val="0"/>
+          <w:numId w:val="25"/>
+        </w:numPr>
+      </w:pPr>
+      <w:r>
+        <w:rPr>
+          <w:b/>
+          <w:bCs/>
+        </w:rPr>
+        <w:t>Why they belong here:</w:t>
+      </w:r>
+      <w:r>
+        <w:t> These tasks rely on node scoring metrics—In-Degree Centrality to find zero-caller orphans, and Personalized PageRank to rank context nodes for LLM prompt insertion.</w:t>
+      </w:r>
+    </w:p>
+    <w:p>
+      <w:r>
+        <w:rPr>
+          <w:rFonts w:ascii="Segoe UI Emoji" w:hAnsi="Segoe UI Emoji" w:cs="Segoe UI Emoji"/>
+        </w:rPr>
+        <w:t>🟠</w:t>
+      </w:r>
+      <w:r>
+        <w:t xml:space="preserve"> Family 6: Community Detection &amp; Structural Topologies (1 Task)</w:t>
+      </w:r>
+    </w:p>
+    <w:p>
+      <w:pPr>
+        <w:numPr>
+          <w:ilvl w:val="0"/>
+          <w:numId w:val="26"/>
+        </w:numPr>
+      </w:pPr>
+      <w:proofErr w:type="gramStart"/>
+      <w:r>
+        <w:rPr>
+          <w:b/>
+          <w:bCs/>
+        </w:rPr>
+        <w:t>Tasks:</w:t>
+      </w:r>
+      <w:r>
+        <w:t> #</w:t>
+      </w:r>
+      <w:proofErr w:type="gramEnd"/>
+      <w:r>
+        <w:t>12 (Module &amp; Architecture Coupling)</w:t>
+      </w:r>
+    </w:p>
+    <w:p>
+      <w:pPr>
+        <w:numPr>
+          <w:ilvl w:val="0"/>
+          <w:numId w:val="26"/>
+        </w:numPr>
+      </w:pPr>
+      <w:r>
+        <w:rPr>
+          <w:b/>
+          <w:bCs/>
+        </w:rPr>
+        <w:t>Why it belongs here:</w:t>
+      </w:r>
+      <w:r>
+        <w:t> Circular dependencies between modules (File A </w:t>
+      </w:r>
+      <m:oMath>
+        <m:r>
+          <w:rPr>
+            <w:rFonts w:ascii="Cambria Math" w:hAnsi="Cambria Math"/>
+          </w:rPr>
+          <m:t>→</m:t>
+        </m:r>
+      </m:oMath>
+      <w:r>
+        <w:t> B </w:t>
+      </w:r>
+      <m:oMath>
+        <m:r>
+          <w:rPr>
+            <w:rFonts w:ascii="Cambria Math" w:hAnsi="Cambria Math"/>
+          </w:rPr>
+          <m:t>→</m:t>
+        </m:r>
+      </m:oMath>
+      <w:r>
+        <w:t> A) form cyclic components that are cleanly solved by global graph algorithms like Strongly Connected Components (SCC).</w:t>
+      </w:r>
+    </w:p>
+    <w:p/>
     <w:sectPr>
       <w:pgSz w:w="12240" w:h="15840"/>
       <w:pgMar w:top="1440" w:right="1440" w:bottom="1440" w:left="1440" w:header="720" w:footer="720" w:gutter="0"/>
@@ -4862,6 +8128,155 @@
     </w:lvl>
   </w:abstractNum>
   <w:abstractNum w:abstractNumId="5" w15:restartNumberingAfterBreak="0">
+    <w:nsid w:val="1D70009B"/>
+    <w:multiLevelType w:val="multilevel"/>
+    <w:tmpl w:val="F6548A7E"/>
+    <w:lvl w:ilvl="0">
+      <w:start w:val="1"/>
+      <w:numFmt w:val="bullet"/>
+      <w:lvlText w:val=""/>
+      <w:lvlJc w:val="left"/>
+      <w:pPr>
+        <w:tabs>
+          <w:tab w:val="num" w:pos="720"/>
+        </w:tabs>
+        <w:ind w:left="720" w:hanging="360"/>
+      </w:pPr>
+      <w:rPr>
+        <w:rFonts w:ascii="Symbol" w:hAnsi="Symbol" w:hint="default"/>
+        <w:sz w:val="20"/>
+      </w:rPr>
+    </w:lvl>
+    <w:lvl w:ilvl="1" w:tentative="1">
+      <w:start w:val="1"/>
+      <w:numFmt w:val="bullet"/>
+      <w:lvlText w:val=""/>
+      <w:lvlJc w:val="left"/>
+      <w:pPr>
+        <w:tabs>
+          <w:tab w:val="num" w:pos="1440"/>
+        </w:tabs>
+        <w:ind w:left="1440" w:hanging="360"/>
+      </w:pPr>
+      <w:rPr>
+        <w:rFonts w:ascii="Symbol" w:hAnsi="Symbol" w:hint="default"/>
+        <w:sz w:val="20"/>
+      </w:rPr>
+    </w:lvl>
+    <w:lvl w:ilvl="2" w:tentative="1">
+      <w:start w:val="1"/>
+      <w:numFmt w:val="bullet"/>
+      <w:lvlText w:val=""/>
+      <w:lvlJc w:val="left"/>
+      <w:pPr>
+        <w:tabs>
+          <w:tab w:val="num" w:pos="2160"/>
+        </w:tabs>
+        <w:ind w:left="2160" w:hanging="360"/>
+      </w:pPr>
+      <w:rPr>
+        <w:rFonts w:ascii="Symbol" w:hAnsi="Symbol" w:hint="default"/>
+        <w:sz w:val="20"/>
+      </w:rPr>
+    </w:lvl>
+    <w:lvl w:ilvl="3" w:tentative="1">
+      <w:start w:val="1"/>
+      <w:numFmt w:val="bullet"/>
+      <w:lvlText w:val=""/>
+      <w:lvlJc w:val="left"/>
+      <w:pPr>
+        <w:tabs>
+          <w:tab w:val="num" w:pos="2880"/>
+        </w:tabs>
+        <w:ind w:left="2880" w:hanging="360"/>
+      </w:pPr>
+      <w:rPr>
+        <w:rFonts w:ascii="Symbol" w:hAnsi="Symbol" w:hint="default"/>
+        <w:sz w:val="20"/>
+      </w:rPr>
+    </w:lvl>
+    <w:lvl w:ilvl="4" w:tentative="1">
+      <w:start w:val="1"/>
+      <w:numFmt w:val="bullet"/>
+      <w:lvlText w:val=""/>
+      <w:lvlJc w:val="left"/>
+      <w:pPr>
+        <w:tabs>
+          <w:tab w:val="num" w:pos="3600"/>
+        </w:tabs>
+        <w:ind w:left="3600" w:hanging="360"/>
+      </w:pPr>
+      <w:rPr>
+        <w:rFonts w:ascii="Symbol" w:hAnsi="Symbol" w:hint="default"/>
+        <w:sz w:val="20"/>
+      </w:rPr>
+    </w:lvl>
+    <w:lvl w:ilvl="5" w:tentative="1">
+      <w:start w:val="1"/>
+      <w:numFmt w:val="bullet"/>
+      <w:lvlText w:val=""/>
+      <w:lvlJc w:val="left"/>
+      <w:pPr>
+        <w:tabs>
+          <w:tab w:val="num" w:pos="4320"/>
+        </w:tabs>
+        <w:ind w:left="4320" w:hanging="360"/>
+      </w:pPr>
+      <w:rPr>
+        <w:rFonts w:ascii="Symbol" w:hAnsi="Symbol" w:hint="default"/>
+        <w:sz w:val="20"/>
+      </w:rPr>
+    </w:lvl>
+    <w:lvl w:ilvl="6" w:tentative="1">
+      <w:start w:val="1"/>
+      <w:numFmt w:val="bullet"/>
+      <w:lvlText w:val=""/>
+      <w:lvlJc w:val="left"/>
+      <w:pPr>
+        <w:tabs>
+          <w:tab w:val="num" w:pos="5040"/>
+        </w:tabs>
+        <w:ind w:left="5040" w:hanging="360"/>
+      </w:pPr>
+      <w:rPr>
+        <w:rFonts w:ascii="Symbol" w:hAnsi="Symbol" w:hint="default"/>
+        <w:sz w:val="20"/>
+      </w:rPr>
+    </w:lvl>
+    <w:lvl w:ilvl="7" w:tentative="1">
+      <w:start w:val="1"/>
+      <w:numFmt w:val="bullet"/>
+      <w:lvlText w:val=""/>
+      <w:lvlJc w:val="left"/>
+      <w:pPr>
+        <w:tabs>
+          <w:tab w:val="num" w:pos="5760"/>
+        </w:tabs>
+        <w:ind w:left="5760" w:hanging="360"/>
+      </w:pPr>
+      <w:rPr>
+        <w:rFonts w:ascii="Symbol" w:hAnsi="Symbol" w:hint="default"/>
+        <w:sz w:val="20"/>
+      </w:rPr>
+    </w:lvl>
+    <w:lvl w:ilvl="8" w:tentative="1">
+      <w:start w:val="1"/>
+      <w:numFmt w:val="bullet"/>
+      <w:lvlText w:val=""/>
+      <w:lvlJc w:val="left"/>
+      <w:pPr>
+        <w:tabs>
+          <w:tab w:val="num" w:pos="6480"/>
+        </w:tabs>
+        <w:ind w:left="6480" w:hanging="360"/>
+      </w:pPr>
+      <w:rPr>
+        <w:rFonts w:ascii="Symbol" w:hAnsi="Symbol" w:hint="default"/>
+        <w:sz w:val="20"/>
+      </w:rPr>
+    </w:lvl>
+  </w:abstractNum>
+  <w:abstractNum w:abstractNumId="6" w15:restartNumberingAfterBreak="0">
     <w:nsid w:val="262504C9"/>
     <w:multiLevelType w:val="multilevel"/>
     <w:tmpl w:val="6122D2D0"/>
@@ -5010,7 +8425,7 @@
       </w:rPr>
     </w:lvl>
   </w:abstractNum>
-  <w:abstractNum w:abstractNumId="6" w15:restartNumberingAfterBreak="0">
+  <w:abstractNum w:abstractNumId="7" w15:restartNumberingAfterBreak="0">
     <w:nsid w:val="297D579E"/>
     <w:multiLevelType w:val="multilevel"/>
     <w:tmpl w:val="34C85914"/>
@@ -5159,7 +8574,7 @@
       </w:rPr>
     </w:lvl>
   </w:abstractNum>
-  <w:abstractNum w:abstractNumId="7" w15:restartNumberingAfterBreak="0">
+  <w:abstractNum w:abstractNumId="8" w15:restartNumberingAfterBreak="0">
     <w:nsid w:val="2DDC1457"/>
     <w:multiLevelType w:val="multilevel"/>
     <w:tmpl w:val="F68C1C16"/>
@@ -5308,7 +8723,7 @@
       </w:rPr>
     </w:lvl>
   </w:abstractNum>
-  <w:abstractNum w:abstractNumId="8" w15:restartNumberingAfterBreak="0">
+  <w:abstractNum w:abstractNumId="9" w15:restartNumberingAfterBreak="0">
     <w:nsid w:val="32CB58F3"/>
     <w:multiLevelType w:val="multilevel"/>
     <w:tmpl w:val="68C0FDCA"/>
@@ -5457,7 +8872,156 @@
       </w:rPr>
     </w:lvl>
   </w:abstractNum>
-  <w:abstractNum w:abstractNumId="9" w15:restartNumberingAfterBreak="0">
+  <w:abstractNum w:abstractNumId="10" w15:restartNumberingAfterBreak="0">
+    <w:nsid w:val="378F1C93"/>
+    <w:multiLevelType w:val="multilevel"/>
+    <w:tmpl w:val="EC24E1EE"/>
+    <w:lvl w:ilvl="0">
+      <w:start w:val="1"/>
+      <w:numFmt w:val="bullet"/>
+      <w:lvlText w:val=""/>
+      <w:lvlJc w:val="left"/>
+      <w:pPr>
+        <w:tabs>
+          <w:tab w:val="num" w:pos="720"/>
+        </w:tabs>
+        <w:ind w:left="720" w:hanging="360"/>
+      </w:pPr>
+      <w:rPr>
+        <w:rFonts w:ascii="Symbol" w:hAnsi="Symbol" w:hint="default"/>
+        <w:sz w:val="20"/>
+      </w:rPr>
+    </w:lvl>
+    <w:lvl w:ilvl="1" w:tentative="1">
+      <w:start w:val="1"/>
+      <w:numFmt w:val="bullet"/>
+      <w:lvlText w:val=""/>
+      <w:lvlJc w:val="left"/>
+      <w:pPr>
+        <w:tabs>
+          <w:tab w:val="num" w:pos="1440"/>
+        </w:tabs>
+        <w:ind w:left="1440" w:hanging="360"/>
+      </w:pPr>
+      <w:rPr>
+        <w:rFonts w:ascii="Symbol" w:hAnsi="Symbol" w:hint="default"/>
+        <w:sz w:val="20"/>
+      </w:rPr>
+    </w:lvl>
+    <w:lvl w:ilvl="2" w:tentative="1">
+      <w:start w:val="1"/>
+      <w:numFmt w:val="bullet"/>
+      <w:lvlText w:val=""/>
+      <w:lvlJc w:val="left"/>
+      <w:pPr>
+        <w:tabs>
+          <w:tab w:val="num" w:pos="2160"/>
+        </w:tabs>
+        <w:ind w:left="2160" w:hanging="360"/>
+      </w:pPr>
+      <w:rPr>
+        <w:rFonts w:ascii="Symbol" w:hAnsi="Symbol" w:hint="default"/>
+        <w:sz w:val="20"/>
+      </w:rPr>
+    </w:lvl>
+    <w:lvl w:ilvl="3" w:tentative="1">
+      <w:start w:val="1"/>
+      <w:numFmt w:val="bullet"/>
+      <w:lvlText w:val=""/>
+      <w:lvlJc w:val="left"/>
+      <w:pPr>
+        <w:tabs>
+          <w:tab w:val="num" w:pos="2880"/>
+        </w:tabs>
+        <w:ind w:left="2880" w:hanging="360"/>
+      </w:pPr>
+      <w:rPr>
+        <w:rFonts w:ascii="Symbol" w:hAnsi="Symbol" w:hint="default"/>
+        <w:sz w:val="20"/>
+      </w:rPr>
+    </w:lvl>
+    <w:lvl w:ilvl="4" w:tentative="1">
+      <w:start w:val="1"/>
+      <w:numFmt w:val="bullet"/>
+      <w:lvlText w:val=""/>
+      <w:lvlJc w:val="left"/>
+      <w:pPr>
+        <w:tabs>
+          <w:tab w:val="num" w:pos="3600"/>
+        </w:tabs>
+        <w:ind w:left="3600" w:hanging="360"/>
+      </w:pPr>
+      <w:rPr>
+        <w:rFonts w:ascii="Symbol" w:hAnsi="Symbol" w:hint="default"/>
+        <w:sz w:val="20"/>
+      </w:rPr>
+    </w:lvl>
+    <w:lvl w:ilvl="5" w:tentative="1">
+      <w:start w:val="1"/>
+      <w:numFmt w:val="bullet"/>
+      <w:lvlText w:val=""/>
+      <w:lvlJc w:val="left"/>
+      <w:pPr>
+        <w:tabs>
+          <w:tab w:val="num" w:pos="4320"/>
+        </w:tabs>
+        <w:ind w:left="4320" w:hanging="360"/>
+      </w:pPr>
+      <w:rPr>
+        <w:rFonts w:ascii="Symbol" w:hAnsi="Symbol" w:hint="default"/>
+        <w:sz w:val="20"/>
+      </w:rPr>
+    </w:lvl>
+    <w:lvl w:ilvl="6" w:tentative="1">
+      <w:start w:val="1"/>
+      <w:numFmt w:val="bullet"/>
+      <w:lvlText w:val=""/>
+      <w:lvlJc w:val="left"/>
+      <w:pPr>
+        <w:tabs>
+          <w:tab w:val="num" w:pos="5040"/>
+        </w:tabs>
+        <w:ind w:left="5040" w:hanging="360"/>
+      </w:pPr>
+      <w:rPr>
+        <w:rFonts w:ascii="Symbol" w:hAnsi="Symbol" w:hint="default"/>
+        <w:sz w:val="20"/>
+      </w:rPr>
+    </w:lvl>
+    <w:lvl w:ilvl="7" w:tentative="1">
+      <w:start w:val="1"/>
+      <w:numFmt w:val="bullet"/>
+      <w:lvlText w:val=""/>
+      <w:lvlJc w:val="left"/>
+      <w:pPr>
+        <w:tabs>
+          <w:tab w:val="num" w:pos="5760"/>
+        </w:tabs>
+        <w:ind w:left="5760" w:hanging="360"/>
+      </w:pPr>
+      <w:rPr>
+        <w:rFonts w:ascii="Symbol" w:hAnsi="Symbol" w:hint="default"/>
+        <w:sz w:val="20"/>
+      </w:rPr>
+    </w:lvl>
+    <w:lvl w:ilvl="8" w:tentative="1">
+      <w:start w:val="1"/>
+      <w:numFmt w:val="bullet"/>
+      <w:lvlText w:val=""/>
+      <w:lvlJc w:val="left"/>
+      <w:pPr>
+        <w:tabs>
+          <w:tab w:val="num" w:pos="6480"/>
+        </w:tabs>
+        <w:ind w:left="6480" w:hanging="360"/>
+      </w:pPr>
+      <w:rPr>
+        <w:rFonts w:ascii="Symbol" w:hAnsi="Symbol" w:hint="default"/>
+        <w:sz w:val="20"/>
+      </w:rPr>
+    </w:lvl>
+  </w:abstractNum>
+  <w:abstractNum w:abstractNumId="11" w15:restartNumberingAfterBreak="0">
     <w:nsid w:val="3D216E09"/>
     <w:multiLevelType w:val="multilevel"/>
     <w:tmpl w:val="55F40C52"/>
@@ -5606,7 +9170,7 @@
       </w:rPr>
     </w:lvl>
   </w:abstractNum>
-  <w:abstractNum w:abstractNumId="10" w15:restartNumberingAfterBreak="0">
+  <w:abstractNum w:abstractNumId="12" w15:restartNumberingAfterBreak="0">
     <w:nsid w:val="40066497"/>
     <w:multiLevelType w:val="multilevel"/>
     <w:tmpl w:val="A302F690"/>
@@ -5755,7 +9319,7 @@
       </w:rPr>
     </w:lvl>
   </w:abstractNum>
-  <w:abstractNum w:abstractNumId="11" w15:restartNumberingAfterBreak="0">
+  <w:abstractNum w:abstractNumId="13" w15:restartNumberingAfterBreak="0">
     <w:nsid w:val="47AE1D2A"/>
     <w:multiLevelType w:val="multilevel"/>
     <w:tmpl w:val="1CEE2680"/>
@@ -5904,7 +9468,156 @@
       </w:rPr>
     </w:lvl>
   </w:abstractNum>
-  <w:abstractNum w:abstractNumId="12" w15:restartNumberingAfterBreak="0">
+  <w:abstractNum w:abstractNumId="14" w15:restartNumberingAfterBreak="0">
+    <w:nsid w:val="49230DD2"/>
+    <w:multiLevelType w:val="multilevel"/>
+    <w:tmpl w:val="CBF04238"/>
+    <w:lvl w:ilvl="0">
+      <w:start w:val="1"/>
+      <w:numFmt w:val="bullet"/>
+      <w:lvlText w:val=""/>
+      <w:lvlJc w:val="left"/>
+      <w:pPr>
+        <w:tabs>
+          <w:tab w:val="num" w:pos="720"/>
+        </w:tabs>
+        <w:ind w:left="720" w:hanging="360"/>
+      </w:pPr>
+      <w:rPr>
+        <w:rFonts w:ascii="Symbol" w:hAnsi="Symbol" w:hint="default"/>
+        <w:sz w:val="20"/>
+      </w:rPr>
+    </w:lvl>
+    <w:lvl w:ilvl="1" w:tentative="1">
+      <w:start w:val="1"/>
+      <w:numFmt w:val="bullet"/>
+      <w:lvlText w:val=""/>
+      <w:lvlJc w:val="left"/>
+      <w:pPr>
+        <w:tabs>
+          <w:tab w:val="num" w:pos="1440"/>
+        </w:tabs>
+        <w:ind w:left="1440" w:hanging="360"/>
+      </w:pPr>
+      <w:rPr>
+        <w:rFonts w:ascii="Symbol" w:hAnsi="Symbol" w:hint="default"/>
+        <w:sz w:val="20"/>
+      </w:rPr>
+    </w:lvl>
+    <w:lvl w:ilvl="2" w:tentative="1">
+      <w:start w:val="1"/>
+      <w:numFmt w:val="bullet"/>
+      <w:lvlText w:val=""/>
+      <w:lvlJc w:val="left"/>
+      <w:pPr>
+        <w:tabs>
+          <w:tab w:val="num" w:pos="2160"/>
+        </w:tabs>
+        <w:ind w:left="2160" w:hanging="360"/>
+      </w:pPr>
+      <w:rPr>
+        <w:rFonts w:ascii="Symbol" w:hAnsi="Symbol" w:hint="default"/>
+        <w:sz w:val="20"/>
+      </w:rPr>
+    </w:lvl>
+    <w:lvl w:ilvl="3" w:tentative="1">
+      <w:start w:val="1"/>
+      <w:numFmt w:val="bullet"/>
+      <w:lvlText w:val=""/>
+      <w:lvlJc w:val="left"/>
+      <w:pPr>
+        <w:tabs>
+          <w:tab w:val="num" w:pos="2880"/>
+        </w:tabs>
+        <w:ind w:left="2880" w:hanging="360"/>
+      </w:pPr>
+      <w:rPr>
+        <w:rFonts w:ascii="Symbol" w:hAnsi="Symbol" w:hint="default"/>
+        <w:sz w:val="20"/>
+      </w:rPr>
+    </w:lvl>
+    <w:lvl w:ilvl="4" w:tentative="1">
+      <w:start w:val="1"/>
+      <w:numFmt w:val="bullet"/>
+      <w:lvlText w:val=""/>
+      <w:lvlJc w:val="left"/>
+      <w:pPr>
+        <w:tabs>
+          <w:tab w:val="num" w:pos="3600"/>
+        </w:tabs>
+        <w:ind w:left="3600" w:hanging="360"/>
+      </w:pPr>
+      <w:rPr>
+        <w:rFonts w:ascii="Symbol" w:hAnsi="Symbol" w:hint="default"/>
+        <w:sz w:val="20"/>
+      </w:rPr>
+    </w:lvl>
+    <w:lvl w:ilvl="5" w:tentative="1">
+      <w:start w:val="1"/>
+      <w:numFmt w:val="bullet"/>
+      <w:lvlText w:val=""/>
+      <w:lvlJc w:val="left"/>
+      <w:pPr>
+        <w:tabs>
+          <w:tab w:val="num" w:pos="4320"/>
+        </w:tabs>
+        <w:ind w:left="4320" w:hanging="360"/>
+      </w:pPr>
+      <w:rPr>
+        <w:rFonts w:ascii="Symbol" w:hAnsi="Symbol" w:hint="default"/>
+        <w:sz w:val="20"/>
+      </w:rPr>
+    </w:lvl>
+    <w:lvl w:ilvl="6" w:tentative="1">
+      <w:start w:val="1"/>
+      <w:numFmt w:val="bullet"/>
+      <w:lvlText w:val=""/>
+      <w:lvlJc w:val="left"/>
+      <w:pPr>
+        <w:tabs>
+          <w:tab w:val="num" w:pos="5040"/>
+        </w:tabs>
+        <w:ind w:left="5040" w:hanging="360"/>
+      </w:pPr>
+      <w:rPr>
+        <w:rFonts w:ascii="Symbol" w:hAnsi="Symbol" w:hint="default"/>
+        <w:sz w:val="20"/>
+      </w:rPr>
+    </w:lvl>
+    <w:lvl w:ilvl="7" w:tentative="1">
+      <w:start w:val="1"/>
+      <w:numFmt w:val="bullet"/>
+      <w:lvlText w:val=""/>
+      <w:lvlJc w:val="left"/>
+      <w:pPr>
+        <w:tabs>
+          <w:tab w:val="num" w:pos="5760"/>
+        </w:tabs>
+        <w:ind w:left="5760" w:hanging="360"/>
+      </w:pPr>
+      <w:rPr>
+        <w:rFonts w:ascii="Symbol" w:hAnsi="Symbol" w:hint="default"/>
+        <w:sz w:val="20"/>
+      </w:rPr>
+    </w:lvl>
+    <w:lvl w:ilvl="8" w:tentative="1">
+      <w:start w:val="1"/>
+      <w:numFmt w:val="bullet"/>
+      <w:lvlText w:val=""/>
+      <w:lvlJc w:val="left"/>
+      <w:pPr>
+        <w:tabs>
+          <w:tab w:val="num" w:pos="6480"/>
+        </w:tabs>
+        <w:ind w:left="6480" w:hanging="360"/>
+      </w:pPr>
+      <w:rPr>
+        <w:rFonts w:ascii="Symbol" w:hAnsi="Symbol" w:hint="default"/>
+        <w:sz w:val="20"/>
+      </w:rPr>
+    </w:lvl>
+  </w:abstractNum>
+  <w:abstractNum w:abstractNumId="15" w15:restartNumberingAfterBreak="0">
     <w:nsid w:val="4A6D0EA6"/>
     <w:multiLevelType w:val="multilevel"/>
     <w:tmpl w:val="4A646F1E"/>
@@ -6053,7 +9766,305 @@
       </w:rPr>
     </w:lvl>
   </w:abstractNum>
-  <w:abstractNum w:abstractNumId="13" w15:restartNumberingAfterBreak="0">
+  <w:abstractNum w:abstractNumId="16" w15:restartNumberingAfterBreak="0">
+    <w:nsid w:val="4E892C3B"/>
+    <w:multiLevelType w:val="multilevel"/>
+    <w:tmpl w:val="32A092BA"/>
+    <w:lvl w:ilvl="0">
+      <w:start w:val="1"/>
+      <w:numFmt w:val="bullet"/>
+      <w:lvlText w:val=""/>
+      <w:lvlJc w:val="left"/>
+      <w:pPr>
+        <w:tabs>
+          <w:tab w:val="num" w:pos="720"/>
+        </w:tabs>
+        <w:ind w:left="720" w:hanging="360"/>
+      </w:pPr>
+      <w:rPr>
+        <w:rFonts w:ascii="Symbol" w:hAnsi="Symbol" w:hint="default"/>
+        <w:sz w:val="20"/>
+      </w:rPr>
+    </w:lvl>
+    <w:lvl w:ilvl="1" w:tentative="1">
+      <w:start w:val="1"/>
+      <w:numFmt w:val="bullet"/>
+      <w:lvlText w:val=""/>
+      <w:lvlJc w:val="left"/>
+      <w:pPr>
+        <w:tabs>
+          <w:tab w:val="num" w:pos="1440"/>
+        </w:tabs>
+        <w:ind w:left="1440" w:hanging="360"/>
+      </w:pPr>
+      <w:rPr>
+        <w:rFonts w:ascii="Symbol" w:hAnsi="Symbol" w:hint="default"/>
+        <w:sz w:val="20"/>
+      </w:rPr>
+    </w:lvl>
+    <w:lvl w:ilvl="2" w:tentative="1">
+      <w:start w:val="1"/>
+      <w:numFmt w:val="bullet"/>
+      <w:lvlText w:val=""/>
+      <w:lvlJc w:val="left"/>
+      <w:pPr>
+        <w:tabs>
+          <w:tab w:val="num" w:pos="2160"/>
+        </w:tabs>
+        <w:ind w:left="2160" w:hanging="360"/>
+      </w:pPr>
+      <w:rPr>
+        <w:rFonts w:ascii="Symbol" w:hAnsi="Symbol" w:hint="default"/>
+        <w:sz w:val="20"/>
+      </w:rPr>
+    </w:lvl>
+    <w:lvl w:ilvl="3" w:tentative="1">
+      <w:start w:val="1"/>
+      <w:numFmt w:val="bullet"/>
+      <w:lvlText w:val=""/>
+      <w:lvlJc w:val="left"/>
+      <w:pPr>
+        <w:tabs>
+          <w:tab w:val="num" w:pos="2880"/>
+        </w:tabs>
+        <w:ind w:left="2880" w:hanging="360"/>
+      </w:pPr>
+      <w:rPr>
+        <w:rFonts w:ascii="Symbol" w:hAnsi="Symbol" w:hint="default"/>
+        <w:sz w:val="20"/>
+      </w:rPr>
+    </w:lvl>
+    <w:lvl w:ilvl="4" w:tentative="1">
+      <w:start w:val="1"/>
+      <w:numFmt w:val="bullet"/>
+      <w:lvlText w:val=""/>
+      <w:lvlJc w:val="left"/>
+      <w:pPr>
+        <w:tabs>
+          <w:tab w:val="num" w:pos="3600"/>
+        </w:tabs>
+        <w:ind w:left="3600" w:hanging="360"/>
+      </w:pPr>
+      <w:rPr>
+        <w:rFonts w:ascii="Symbol" w:hAnsi="Symbol" w:hint="default"/>
+        <w:sz w:val="20"/>
+      </w:rPr>
+    </w:lvl>
+    <w:lvl w:ilvl="5" w:tentative="1">
+      <w:start w:val="1"/>
+      <w:numFmt w:val="bullet"/>
+      <w:lvlText w:val=""/>
+      <w:lvlJc w:val="left"/>
+      <w:pPr>
+        <w:tabs>
+          <w:tab w:val="num" w:pos="4320"/>
+        </w:tabs>
+        <w:ind w:left="4320" w:hanging="360"/>
+      </w:pPr>
+      <w:rPr>
+        <w:rFonts w:ascii="Symbol" w:hAnsi="Symbol" w:hint="default"/>
+        <w:sz w:val="20"/>
+      </w:rPr>
+    </w:lvl>
+    <w:lvl w:ilvl="6" w:tentative="1">
+      <w:start w:val="1"/>
+      <w:numFmt w:val="bullet"/>
+      <w:lvlText w:val=""/>
+      <w:lvlJc w:val="left"/>
+      <w:pPr>
+        <w:tabs>
+          <w:tab w:val="num" w:pos="5040"/>
+        </w:tabs>
+        <w:ind w:left="5040" w:hanging="360"/>
+      </w:pPr>
+      <w:rPr>
+        <w:rFonts w:ascii="Symbol" w:hAnsi="Symbol" w:hint="default"/>
+        <w:sz w:val="20"/>
+      </w:rPr>
+    </w:lvl>
+    <w:lvl w:ilvl="7" w:tentative="1">
+      <w:start w:val="1"/>
+      <w:numFmt w:val="bullet"/>
+      <w:lvlText w:val=""/>
+      <w:lvlJc w:val="left"/>
+      <w:pPr>
+        <w:tabs>
+          <w:tab w:val="num" w:pos="5760"/>
+        </w:tabs>
+        <w:ind w:left="5760" w:hanging="360"/>
+      </w:pPr>
+      <w:rPr>
+        <w:rFonts w:ascii="Symbol" w:hAnsi="Symbol" w:hint="default"/>
+        <w:sz w:val="20"/>
+      </w:rPr>
+    </w:lvl>
+    <w:lvl w:ilvl="8" w:tentative="1">
+      <w:start w:val="1"/>
+      <w:numFmt w:val="bullet"/>
+      <w:lvlText w:val=""/>
+      <w:lvlJc w:val="left"/>
+      <w:pPr>
+        <w:tabs>
+          <w:tab w:val="num" w:pos="6480"/>
+        </w:tabs>
+        <w:ind w:left="6480" w:hanging="360"/>
+      </w:pPr>
+      <w:rPr>
+        <w:rFonts w:ascii="Symbol" w:hAnsi="Symbol" w:hint="default"/>
+        <w:sz w:val="20"/>
+      </w:rPr>
+    </w:lvl>
+  </w:abstractNum>
+  <w:abstractNum w:abstractNumId="17" w15:restartNumberingAfterBreak="0">
+    <w:nsid w:val="4FC91C96"/>
+    <w:multiLevelType w:val="multilevel"/>
+    <w:tmpl w:val="A3AA336A"/>
+    <w:lvl w:ilvl="0">
+      <w:start w:val="1"/>
+      <w:numFmt w:val="bullet"/>
+      <w:lvlText w:val=""/>
+      <w:lvlJc w:val="left"/>
+      <w:pPr>
+        <w:tabs>
+          <w:tab w:val="num" w:pos="720"/>
+        </w:tabs>
+        <w:ind w:left="720" w:hanging="360"/>
+      </w:pPr>
+      <w:rPr>
+        <w:rFonts w:ascii="Symbol" w:hAnsi="Symbol" w:hint="default"/>
+        <w:sz w:val="20"/>
+      </w:rPr>
+    </w:lvl>
+    <w:lvl w:ilvl="1" w:tentative="1">
+      <w:start w:val="1"/>
+      <w:numFmt w:val="bullet"/>
+      <w:lvlText w:val=""/>
+      <w:lvlJc w:val="left"/>
+      <w:pPr>
+        <w:tabs>
+          <w:tab w:val="num" w:pos="1440"/>
+        </w:tabs>
+        <w:ind w:left="1440" w:hanging="360"/>
+      </w:pPr>
+      <w:rPr>
+        <w:rFonts w:ascii="Symbol" w:hAnsi="Symbol" w:hint="default"/>
+        <w:sz w:val="20"/>
+      </w:rPr>
+    </w:lvl>
+    <w:lvl w:ilvl="2" w:tentative="1">
+      <w:start w:val="1"/>
+      <w:numFmt w:val="bullet"/>
+      <w:lvlText w:val=""/>
+      <w:lvlJc w:val="left"/>
+      <w:pPr>
+        <w:tabs>
+          <w:tab w:val="num" w:pos="2160"/>
+        </w:tabs>
+        <w:ind w:left="2160" w:hanging="360"/>
+      </w:pPr>
+      <w:rPr>
+        <w:rFonts w:ascii="Symbol" w:hAnsi="Symbol" w:hint="default"/>
+        <w:sz w:val="20"/>
+      </w:rPr>
+    </w:lvl>
+    <w:lvl w:ilvl="3" w:tentative="1">
+      <w:start w:val="1"/>
+      <w:numFmt w:val="bullet"/>
+      <w:lvlText w:val=""/>
+      <w:lvlJc w:val="left"/>
+      <w:pPr>
+        <w:tabs>
+          <w:tab w:val="num" w:pos="2880"/>
+        </w:tabs>
+        <w:ind w:left="2880" w:hanging="360"/>
+      </w:pPr>
+      <w:rPr>
+        <w:rFonts w:ascii="Symbol" w:hAnsi="Symbol" w:hint="default"/>
+        <w:sz w:val="20"/>
+      </w:rPr>
+    </w:lvl>
+    <w:lvl w:ilvl="4" w:tentative="1">
+      <w:start w:val="1"/>
+      <w:numFmt w:val="bullet"/>
+      <w:lvlText w:val=""/>
+      <w:lvlJc w:val="left"/>
+      <w:pPr>
+        <w:tabs>
+          <w:tab w:val="num" w:pos="3600"/>
+        </w:tabs>
+        <w:ind w:left="3600" w:hanging="360"/>
+      </w:pPr>
+      <w:rPr>
+        <w:rFonts w:ascii="Symbol" w:hAnsi="Symbol" w:hint="default"/>
+        <w:sz w:val="20"/>
+      </w:rPr>
+    </w:lvl>
+    <w:lvl w:ilvl="5" w:tentative="1">
+      <w:start w:val="1"/>
+      <w:numFmt w:val="bullet"/>
+      <w:lvlText w:val=""/>
+      <w:lvlJc w:val="left"/>
+      <w:pPr>
+        <w:tabs>
+          <w:tab w:val="num" w:pos="4320"/>
+        </w:tabs>
+        <w:ind w:left="4320" w:hanging="360"/>
+      </w:pPr>
+      <w:rPr>
+        <w:rFonts w:ascii="Symbol" w:hAnsi="Symbol" w:hint="default"/>
+        <w:sz w:val="20"/>
+      </w:rPr>
+    </w:lvl>
+    <w:lvl w:ilvl="6" w:tentative="1">
+      <w:start w:val="1"/>
+      <w:numFmt w:val="bullet"/>
+      <w:lvlText w:val=""/>
+      <w:lvlJc w:val="left"/>
+      <w:pPr>
+        <w:tabs>
+          <w:tab w:val="num" w:pos="5040"/>
+        </w:tabs>
+        <w:ind w:left="5040" w:hanging="360"/>
+      </w:pPr>
+      <w:rPr>
+        <w:rFonts w:ascii="Symbol" w:hAnsi="Symbol" w:hint="default"/>
+        <w:sz w:val="20"/>
+      </w:rPr>
+    </w:lvl>
+    <w:lvl w:ilvl="7" w:tentative="1">
+      <w:start w:val="1"/>
+      <w:numFmt w:val="bullet"/>
+      <w:lvlText w:val=""/>
+      <w:lvlJc w:val="left"/>
+      <w:pPr>
+        <w:tabs>
+          <w:tab w:val="num" w:pos="5760"/>
+        </w:tabs>
+        <w:ind w:left="5760" w:hanging="360"/>
+      </w:pPr>
+      <w:rPr>
+        <w:rFonts w:ascii="Symbol" w:hAnsi="Symbol" w:hint="default"/>
+        <w:sz w:val="20"/>
+      </w:rPr>
+    </w:lvl>
+    <w:lvl w:ilvl="8" w:tentative="1">
+      <w:start w:val="1"/>
+      <w:numFmt w:val="bullet"/>
+      <w:lvlText w:val=""/>
+      <w:lvlJc w:val="left"/>
+      <w:pPr>
+        <w:tabs>
+          <w:tab w:val="num" w:pos="6480"/>
+        </w:tabs>
+        <w:ind w:left="6480" w:hanging="360"/>
+      </w:pPr>
+      <w:rPr>
+        <w:rFonts w:ascii="Symbol" w:hAnsi="Symbol" w:hint="default"/>
+        <w:sz w:val="20"/>
+      </w:rPr>
+    </w:lvl>
+  </w:abstractNum>
+  <w:abstractNum w:abstractNumId="18" w15:restartNumberingAfterBreak="0">
     <w:nsid w:val="50E238C7"/>
     <w:multiLevelType w:val="multilevel"/>
     <w:tmpl w:val="D110EE28"/>
@@ -6202,7 +10213,7 @@
       </w:rPr>
     </w:lvl>
   </w:abstractNum>
-  <w:abstractNum w:abstractNumId="14" w15:restartNumberingAfterBreak="0">
+  <w:abstractNum w:abstractNumId="19" w15:restartNumberingAfterBreak="0">
     <w:nsid w:val="63644CE8"/>
     <w:multiLevelType w:val="multilevel"/>
     <w:tmpl w:val="4C04A028"/>
@@ -6351,7 +10362,7 @@
       </w:rPr>
     </w:lvl>
   </w:abstractNum>
-  <w:abstractNum w:abstractNumId="15" w15:restartNumberingAfterBreak="0">
+  <w:abstractNum w:abstractNumId="20" w15:restartNumberingAfterBreak="0">
     <w:nsid w:val="68DA369B"/>
     <w:multiLevelType w:val="multilevel"/>
     <w:tmpl w:val="20EC4C60"/>
@@ -6500,7 +10511,7 @@
       </w:rPr>
     </w:lvl>
   </w:abstractNum>
-  <w:abstractNum w:abstractNumId="16" w15:restartNumberingAfterBreak="0">
+  <w:abstractNum w:abstractNumId="21" w15:restartNumberingAfterBreak="0">
     <w:nsid w:val="6A3D6132"/>
     <w:multiLevelType w:val="multilevel"/>
     <w:tmpl w:val="FF761B4A"/>
@@ -6649,7 +10660,156 @@
       </w:rPr>
     </w:lvl>
   </w:abstractNum>
-  <w:abstractNum w:abstractNumId="17" w15:restartNumberingAfterBreak="0">
+  <w:abstractNum w:abstractNumId="22" w15:restartNumberingAfterBreak="0">
+    <w:nsid w:val="70716682"/>
+    <w:multiLevelType w:val="multilevel"/>
+    <w:tmpl w:val="A1F250A6"/>
+    <w:lvl w:ilvl="0">
+      <w:start w:val="1"/>
+      <w:numFmt w:val="bullet"/>
+      <w:lvlText w:val=""/>
+      <w:lvlJc w:val="left"/>
+      <w:pPr>
+        <w:tabs>
+          <w:tab w:val="num" w:pos="720"/>
+        </w:tabs>
+        <w:ind w:left="720" w:hanging="360"/>
+      </w:pPr>
+      <w:rPr>
+        <w:rFonts w:ascii="Symbol" w:hAnsi="Symbol" w:hint="default"/>
+        <w:sz w:val="20"/>
+      </w:rPr>
+    </w:lvl>
+    <w:lvl w:ilvl="1" w:tentative="1">
+      <w:start w:val="1"/>
+      <w:numFmt w:val="bullet"/>
+      <w:lvlText w:val=""/>
+      <w:lvlJc w:val="left"/>
+      <w:pPr>
+        <w:tabs>
+          <w:tab w:val="num" w:pos="1440"/>
+        </w:tabs>
+        <w:ind w:left="1440" w:hanging="360"/>
+      </w:pPr>
+      <w:rPr>
+        <w:rFonts w:ascii="Symbol" w:hAnsi="Symbol" w:hint="default"/>
+        <w:sz w:val="20"/>
+      </w:rPr>
+    </w:lvl>
+    <w:lvl w:ilvl="2" w:tentative="1">
+      <w:start w:val="1"/>
+      <w:numFmt w:val="bullet"/>
+      <w:lvlText w:val=""/>
+      <w:lvlJc w:val="left"/>
+      <w:pPr>
+        <w:tabs>
+          <w:tab w:val="num" w:pos="2160"/>
+        </w:tabs>
+        <w:ind w:left="2160" w:hanging="360"/>
+      </w:pPr>
+      <w:rPr>
+        <w:rFonts w:ascii="Symbol" w:hAnsi="Symbol" w:hint="default"/>
+        <w:sz w:val="20"/>
+      </w:rPr>
+    </w:lvl>
+    <w:lvl w:ilvl="3" w:tentative="1">
+      <w:start w:val="1"/>
+      <w:numFmt w:val="bullet"/>
+      <w:lvlText w:val=""/>
+      <w:lvlJc w:val="left"/>
+      <w:pPr>
+        <w:tabs>
+          <w:tab w:val="num" w:pos="2880"/>
+        </w:tabs>
+        <w:ind w:left="2880" w:hanging="360"/>
+      </w:pPr>
+      <w:rPr>
+        <w:rFonts w:ascii="Symbol" w:hAnsi="Symbol" w:hint="default"/>
+        <w:sz w:val="20"/>
+      </w:rPr>
+    </w:lvl>
+    <w:lvl w:ilvl="4" w:tentative="1">
+      <w:start w:val="1"/>
+      <w:numFmt w:val="bullet"/>
+      <w:lvlText w:val=""/>
+      <w:lvlJc w:val="left"/>
+      <w:pPr>
+        <w:tabs>
+          <w:tab w:val="num" w:pos="3600"/>
+        </w:tabs>
+        <w:ind w:left="3600" w:hanging="360"/>
+      </w:pPr>
+      <w:rPr>
+        <w:rFonts w:ascii="Symbol" w:hAnsi="Symbol" w:hint="default"/>
+        <w:sz w:val="20"/>
+      </w:rPr>
+    </w:lvl>
+    <w:lvl w:ilvl="5" w:tentative="1">
+      <w:start w:val="1"/>
+      <w:numFmt w:val="bullet"/>
+      <w:lvlText w:val=""/>
+      <w:lvlJc w:val="left"/>
+      <w:pPr>
+        <w:tabs>
+          <w:tab w:val="num" w:pos="4320"/>
+        </w:tabs>
+        <w:ind w:left="4320" w:hanging="360"/>
+      </w:pPr>
+      <w:rPr>
+        <w:rFonts w:ascii="Symbol" w:hAnsi="Symbol" w:hint="default"/>
+        <w:sz w:val="20"/>
+      </w:rPr>
+    </w:lvl>
+    <w:lvl w:ilvl="6" w:tentative="1">
+      <w:start w:val="1"/>
+      <w:numFmt w:val="bullet"/>
+      <w:lvlText w:val=""/>
+      <w:lvlJc w:val="left"/>
+      <w:pPr>
+        <w:tabs>
+          <w:tab w:val="num" w:pos="5040"/>
+        </w:tabs>
+        <w:ind w:left="5040" w:hanging="360"/>
+      </w:pPr>
+      <w:rPr>
+        <w:rFonts w:ascii="Symbol" w:hAnsi="Symbol" w:hint="default"/>
+        <w:sz w:val="20"/>
+      </w:rPr>
+    </w:lvl>
+    <w:lvl w:ilvl="7" w:tentative="1">
+      <w:start w:val="1"/>
+      <w:numFmt w:val="bullet"/>
+      <w:lvlText w:val=""/>
+      <w:lvlJc w:val="left"/>
+      <w:pPr>
+        <w:tabs>
+          <w:tab w:val="num" w:pos="5760"/>
+        </w:tabs>
+        <w:ind w:left="5760" w:hanging="360"/>
+      </w:pPr>
+      <w:rPr>
+        <w:rFonts w:ascii="Symbol" w:hAnsi="Symbol" w:hint="default"/>
+        <w:sz w:val="20"/>
+      </w:rPr>
+    </w:lvl>
+    <w:lvl w:ilvl="8" w:tentative="1">
+      <w:start w:val="1"/>
+      <w:numFmt w:val="bullet"/>
+      <w:lvlText w:val=""/>
+      <w:lvlJc w:val="left"/>
+      <w:pPr>
+        <w:tabs>
+          <w:tab w:val="num" w:pos="6480"/>
+        </w:tabs>
+        <w:ind w:left="6480" w:hanging="360"/>
+      </w:pPr>
+      <w:rPr>
+        <w:rFonts w:ascii="Symbol" w:hAnsi="Symbol" w:hint="default"/>
+        <w:sz w:val="20"/>
+      </w:rPr>
+    </w:lvl>
+  </w:abstractNum>
+  <w:abstractNum w:abstractNumId="23" w15:restartNumberingAfterBreak="0">
     <w:nsid w:val="75D1346F"/>
     <w:multiLevelType w:val="multilevel"/>
     <w:tmpl w:val="7F9ADD8E"/>
@@ -6798,7 +10958,7 @@
       </w:rPr>
     </w:lvl>
   </w:abstractNum>
-  <w:abstractNum w:abstractNumId="18" w15:restartNumberingAfterBreak="0">
+  <w:abstractNum w:abstractNumId="24" w15:restartNumberingAfterBreak="0">
     <w:nsid w:val="77373C10"/>
     <w:multiLevelType w:val="multilevel"/>
     <w:tmpl w:val="F52A0CEC"/>
@@ -6947,7 +11107,7 @@
       </w:rPr>
     </w:lvl>
   </w:abstractNum>
-  <w:abstractNum w:abstractNumId="19" w15:restartNumberingAfterBreak="0">
+  <w:abstractNum w:abstractNumId="25" w15:restartNumberingAfterBreak="0">
     <w:nsid w:val="7B9B4B73"/>
     <w:multiLevelType w:val="multilevel"/>
     <w:tmpl w:val="86387D28"/>
@@ -7097,64 +11257,82 @@
     </w:lvl>
   </w:abstractNum>
   <w:num w:numId="1" w16cid:durableId="1765884184">
-    <w:abstractNumId w:val="19"/>
+    <w:abstractNumId w:val="25"/>
   </w:num>
   <w:num w:numId="2" w16cid:durableId="301080939">
     <w:abstractNumId w:val="2"/>
   </w:num>
   <w:num w:numId="3" w16cid:durableId="981546070">
-    <w:abstractNumId w:val="11"/>
+    <w:abstractNumId w:val="13"/>
   </w:num>
   <w:num w:numId="4" w16cid:durableId="680394835">
-    <w:abstractNumId w:val="17"/>
+    <w:abstractNumId w:val="23"/>
   </w:num>
   <w:num w:numId="5" w16cid:durableId="78643888">
-    <w:abstractNumId w:val="5"/>
+    <w:abstractNumId w:val="6"/>
   </w:num>
   <w:num w:numId="6" w16cid:durableId="1373269945">
-    <w:abstractNumId w:val="10"/>
+    <w:abstractNumId w:val="12"/>
   </w:num>
   <w:num w:numId="7" w16cid:durableId="1101223224">
-    <w:abstractNumId w:val="15"/>
+    <w:abstractNumId w:val="20"/>
   </w:num>
   <w:num w:numId="8" w16cid:durableId="1234126126">
     <w:abstractNumId w:val="0"/>
   </w:num>
   <w:num w:numId="9" w16cid:durableId="2022777145">
+    <w:abstractNumId w:val="9"/>
+  </w:num>
+  <w:num w:numId="10" w16cid:durableId="133063967">
+    <w:abstractNumId w:val="18"/>
+  </w:num>
+  <w:num w:numId="11" w16cid:durableId="1985576464">
+    <w:abstractNumId w:val="7"/>
+  </w:num>
+  <w:num w:numId="12" w16cid:durableId="2138405910">
+    <w:abstractNumId w:val="24"/>
+  </w:num>
+  <w:num w:numId="13" w16cid:durableId="1762489080">
     <w:abstractNumId w:val="8"/>
   </w:num>
-  <w:num w:numId="10" w16cid:durableId="133063967">
-    <w:abstractNumId w:val="13"/>
-  </w:num>
-  <w:num w:numId="11" w16cid:durableId="1985576464">
-    <w:abstractNumId w:val="6"/>
-  </w:num>
-  <w:num w:numId="12" w16cid:durableId="2138405910">
-    <w:abstractNumId w:val="18"/>
-  </w:num>
-  <w:num w:numId="13" w16cid:durableId="1762489080">
-    <w:abstractNumId w:val="7"/>
-  </w:num>
   <w:num w:numId="14" w16cid:durableId="1711033119">
-    <w:abstractNumId w:val="14"/>
+    <w:abstractNumId w:val="19"/>
   </w:num>
   <w:num w:numId="15" w16cid:durableId="1709912288">
     <w:abstractNumId w:val="4"/>
   </w:num>
   <w:num w:numId="16" w16cid:durableId="1877234886">
-    <w:abstractNumId w:val="9"/>
+    <w:abstractNumId w:val="11"/>
   </w:num>
   <w:num w:numId="17" w16cid:durableId="458770319">
     <w:abstractNumId w:val="1"/>
   </w:num>
   <w:num w:numId="18" w16cid:durableId="344554963">
-    <w:abstractNumId w:val="16"/>
+    <w:abstractNumId w:val="21"/>
   </w:num>
   <w:num w:numId="19" w16cid:durableId="464544918">
-    <w:abstractNumId w:val="12"/>
+    <w:abstractNumId w:val="15"/>
   </w:num>
   <w:num w:numId="20" w16cid:durableId="152837598">
     <w:abstractNumId w:val="3"/>
+  </w:num>
+  <w:num w:numId="21" w16cid:durableId="902789429">
+    <w:abstractNumId w:val="5"/>
+  </w:num>
+  <w:num w:numId="22" w16cid:durableId="1920598108">
+    <w:abstractNumId w:val="14"/>
+  </w:num>
+  <w:num w:numId="23" w16cid:durableId="649137347">
+    <w:abstractNumId w:val="22"/>
+  </w:num>
+  <w:num w:numId="24" w16cid:durableId="1249732229">
+    <w:abstractNumId w:val="16"/>
+  </w:num>
+  <w:num w:numId="25" w16cid:durableId="1815216786">
+    <w:abstractNumId w:val="17"/>
+  </w:num>
+  <w:num w:numId="26" w16cid:durableId="25064176">
+    <w:abstractNumId w:val="10"/>
   </w:num>
 </w:numbering>
 </file>
@@ -8074,6 +12252,25 @@
       <w:spacing w:val="5"/>
     </w:rPr>
   </w:style>
+  <w:style w:type="table" w:styleId="TableGrid">
+    <w:name w:val="Table Grid"/>
+    <w:basedOn w:val="TableNormal"/>
+    <w:uiPriority w:val="39"/>
+    <w:rsid w:val="007D7C91"/>
+    <w:pPr>
+      <w:spacing w:after="0" w:line="240" w:lineRule="auto"/>
+    </w:pPr>
+    <w:tblPr>
+      <w:tblBorders>
+        <w:top w:val="single" w:sz="4" w:space="0" w:color="auto"/>
+        <w:left w:val="single" w:sz="4" w:space="0" w:color="auto"/>
+        <w:bottom w:val="single" w:sz="4" w:space="0" w:color="auto"/>
+        <w:right w:val="single" w:sz="4" w:space="0" w:color="auto"/>
+        <w:insideH w:val="single" w:sz="4" w:space="0" w:color="auto"/>
+        <w:insideV w:val="single" w:sz="4" w:space="0" w:color="auto"/>
+      </w:tblBorders>
+    </w:tblPr>
+  </w:style>
 </w:styles>
 </file>
 
